--- a/docx_resources/Тропарі - Мінея/08-КВІТЕНЬ.docx
+++ b/docx_resources/Тропарі - Мінея/08-КВІТЕНЬ.docx
@@ -4,7 +4,7 @@
   <w:body>
     <w:p>
       <w:pPr>
-        <w:pStyle w:val="1"/>
+        <w:pStyle w:val="Heading1"/>
         <w:spacing w:line="240" w:lineRule="auto"/>
         <w:ind w:left="3" w:hanging="5"/>
         <w:jc w:val="both"/>
@@ -17,20 +17,7 @@
     </w:p>
     <w:p>
       <w:pPr>
-        <w:spacing w:after="120" w:line="240" w:lineRule="auto"/>
-        <w:ind w:leftChars="0" w:left="0" w:firstLineChars="0" w:firstLine="0"/>
-        <w:jc w:val="both"/>
-        <w:rPr>
-          <w:rFonts w:ascii="Times New Roman" w:eastAsia="Times New Roman" w:hAnsi="Times New Roman" w:cs="Times New Roman"/>
-          <w:color w:val="FF0000"/>
-          <w:sz w:val="24"/>
-          <w:szCs w:val="24"/>
-        </w:rPr>
-      </w:pPr>
-    </w:p>
-    <w:p>
-      <w:pPr>
-        <w:pStyle w:val="2"/>
+        <w:pStyle w:val="Heading2"/>
         <w:spacing w:after="120" w:line="240" w:lineRule="auto"/>
         <w:ind w:left="2" w:hanging="4"/>
         <w:jc w:val="both"/>
@@ -46,6 +33,7 @@
         <w:spacing w:after="120" w:line="240" w:lineRule="auto"/>
         <w:ind w:left="0" w:hanging="2"/>
         <w:jc w:val="both"/>
+        <w:outlineLvl w:val="9"/>
         <w:rPr>
           <w:rFonts w:ascii="Times New Roman" w:eastAsia="Times New Roman" w:hAnsi="Times New Roman" w:cs="Times New Roman"/>
           <w:sz w:val="24"/>
@@ -76,6 +64,7 @@
         <w:spacing w:after="120" w:line="240" w:lineRule="auto"/>
         <w:ind w:left="0" w:hanging="2"/>
         <w:jc w:val="both"/>
+        <w:outlineLvl w:val="9"/>
         <w:rPr>
           <w:rFonts w:ascii="Times New Roman" w:eastAsia="Times New Roman" w:hAnsi="Times New Roman" w:cs="Times New Roman"/>
           <w:sz w:val="24"/>
@@ -103,20 +92,7 @@
     </w:p>
     <w:p>
       <w:pPr>
-        <w:spacing w:after="120" w:line="240" w:lineRule="auto"/>
-        <w:ind w:left="0" w:hanging="2"/>
-        <w:jc w:val="both"/>
-        <w:rPr>
-          <w:rFonts w:ascii="Times New Roman" w:eastAsia="Times New Roman" w:hAnsi="Times New Roman" w:cs="Times New Roman"/>
-          <w:color w:val="FF0000"/>
-          <w:sz w:val="24"/>
-          <w:szCs w:val="24"/>
-        </w:rPr>
-      </w:pPr>
-    </w:p>
-    <w:p>
-      <w:pPr>
-        <w:pStyle w:val="2"/>
+        <w:pStyle w:val="Heading2"/>
         <w:spacing w:after="120" w:line="240" w:lineRule="auto"/>
         <w:ind w:left="2" w:hanging="4"/>
         <w:jc w:val="both"/>
@@ -132,6 +108,7 @@
         <w:spacing w:after="120" w:line="240" w:lineRule="auto"/>
         <w:ind w:left="0" w:hanging="2"/>
         <w:jc w:val="both"/>
+        <w:outlineLvl w:val="9"/>
         <w:rPr>
           <w:rFonts w:ascii="Times New Roman" w:eastAsia="Times New Roman" w:hAnsi="Times New Roman" w:cs="Times New Roman"/>
           <w:sz w:val="24"/>
@@ -162,6 +139,7 @@
         <w:spacing w:after="120" w:line="240" w:lineRule="auto"/>
         <w:ind w:left="0" w:hanging="2"/>
         <w:jc w:val="both"/>
+        <w:outlineLvl w:val="9"/>
         <w:rPr>
           <w:rFonts w:ascii="Times New Roman" w:eastAsia="Times New Roman" w:hAnsi="Times New Roman" w:cs="Times New Roman"/>
           <w:sz w:val="24"/>
@@ -198,20 +176,7 @@
     </w:p>
     <w:p>
       <w:pPr>
-        <w:spacing w:after="120" w:line="240" w:lineRule="auto"/>
-        <w:ind w:left="0" w:hanging="2"/>
-        <w:jc w:val="both"/>
-        <w:rPr>
-          <w:rFonts w:ascii="Times New Roman" w:eastAsia="Times New Roman" w:hAnsi="Times New Roman" w:cs="Times New Roman"/>
-          <w:color w:val="FF0000"/>
-          <w:sz w:val="24"/>
-          <w:szCs w:val="24"/>
-        </w:rPr>
-      </w:pPr>
-    </w:p>
-    <w:p>
-      <w:pPr>
-        <w:pStyle w:val="2"/>
+        <w:pStyle w:val="Heading2"/>
         <w:spacing w:after="120" w:line="240" w:lineRule="auto"/>
         <w:ind w:left="2" w:hanging="4"/>
         <w:jc w:val="both"/>
@@ -219,14 +184,27 @@
       <w:bookmarkStart w:id="3" w:name="_heading=h.lvon3p4g7s3c" w:colFirst="0" w:colLast="0"/>
       <w:bookmarkEnd w:id="3"/>
       <w:r>
-        <w:t>3  квітня.  Прп. ісп. Микити, ігумена обителі Мидикійської.</w:t>
-      </w:r>
-    </w:p>
-    <w:p>
-      <w:pPr>
-        <w:spacing w:after="120" w:line="240" w:lineRule="auto"/>
-        <w:ind w:left="0" w:hanging="2"/>
-        <w:jc w:val="both"/>
+        <w:t>3</w:t>
+      </w:r>
+      <w:r>
+        <w:t xml:space="preserve"> </w:t>
+      </w:r>
+      <w:r>
+        <w:t>квітня.</w:t>
+      </w:r>
+      <w:r>
+        <w:t xml:space="preserve"> </w:t>
+      </w:r>
+      <w:r>
+        <w:t>Прп. ісп. Микити, ігумена обителі Мидикійської.</w:t>
+      </w:r>
+    </w:p>
+    <w:p>
+      <w:pPr>
+        <w:spacing w:after="120" w:line="240" w:lineRule="auto"/>
+        <w:ind w:left="0" w:hanging="2"/>
+        <w:jc w:val="both"/>
+        <w:outlineLvl w:val="9"/>
         <w:rPr>
           <w:rFonts w:ascii="Times New Roman" w:eastAsia="Times New Roman" w:hAnsi="Times New Roman" w:cs="Times New Roman"/>
           <w:sz w:val="24"/>
@@ -257,6 +235,7 @@
         <w:spacing w:after="120" w:line="240" w:lineRule="auto"/>
         <w:ind w:left="0" w:hanging="2"/>
         <w:jc w:val="both"/>
+        <w:outlineLvl w:val="9"/>
         <w:rPr>
           <w:rFonts w:ascii="Times New Roman" w:eastAsia="Times New Roman" w:hAnsi="Times New Roman" w:cs="Times New Roman"/>
           <w:sz w:val="24"/>
@@ -293,20 +272,7 @@
     </w:p>
     <w:p>
       <w:pPr>
-        <w:spacing w:after="120" w:line="240" w:lineRule="auto"/>
-        <w:ind w:left="0" w:hanging="2"/>
-        <w:jc w:val="both"/>
-        <w:rPr>
-          <w:rFonts w:ascii="Times New Roman" w:eastAsia="Times New Roman" w:hAnsi="Times New Roman" w:cs="Times New Roman"/>
-          <w:color w:val="FF0000"/>
-          <w:sz w:val="24"/>
-          <w:szCs w:val="24"/>
-        </w:rPr>
-      </w:pPr>
-    </w:p>
-    <w:p>
-      <w:pPr>
-        <w:pStyle w:val="2"/>
+        <w:pStyle w:val="Heading2"/>
         <w:spacing w:after="120" w:line="240" w:lineRule="auto"/>
         <w:ind w:left="2" w:hanging="4"/>
         <w:jc w:val="both"/>
@@ -314,14 +280,40 @@
       <w:bookmarkStart w:id="4" w:name="_heading=h.1mhtukljinxq" w:colFirst="0" w:colLast="0"/>
       <w:bookmarkEnd w:id="4"/>
       <w:r>
-        <w:t>4 квітня.  Прпп. Йосифа, піснописця, і Юрія, що в Малеї.</w:t>
-      </w:r>
-    </w:p>
-    <w:p>
-      <w:pPr>
-        <w:spacing w:after="120" w:line="240" w:lineRule="auto"/>
-        <w:ind w:left="0" w:hanging="2"/>
-        <w:jc w:val="both"/>
+        <w:t>4 квітня.</w:t>
+      </w:r>
+      <w:r>
+        <w:t xml:space="preserve"> </w:t>
+      </w:r>
+      <w:r>
+        <w:t xml:space="preserve">Прпп. Йосифа, піснописця, і </w:t>
+      </w:r>
+      <w:r>
+        <w:t>Юрія, що в Малеї.</w:t>
+      </w:r>
+    </w:p>
+    <w:p>
+      <w:pPr>
+        <w:pStyle w:val="Heading3"/>
+        <w:ind w:left="1" w:hanging="3"/>
+        <w:rPr>
+          <w:rFonts w:ascii="Times New Roman" w:eastAsia="Times New Roman" w:hAnsi="Times New Roman" w:cs="Times New Roman"/>
+          <w:i/>
+          <w:color w:val="FF0000"/>
+          <w:sz w:val="24"/>
+          <w:szCs w:val="24"/>
+        </w:rPr>
+      </w:pPr>
+      <w:r>
+        <w:t>Прпп. Йосифа, піснописця</w:t>
+      </w:r>
+    </w:p>
+    <w:p>
+      <w:pPr>
+        <w:spacing w:after="120" w:line="240" w:lineRule="auto"/>
+        <w:ind w:left="0" w:hanging="2"/>
+        <w:jc w:val="both"/>
+        <w:outlineLvl w:val="9"/>
         <w:rPr>
           <w:rFonts w:ascii="Times New Roman" w:eastAsia="Times New Roman" w:hAnsi="Times New Roman" w:cs="Times New Roman"/>
           <w:sz w:val="24"/>
@@ -352,6 +344,7 @@
         <w:spacing w:after="120" w:line="240" w:lineRule="auto"/>
         <w:ind w:left="0" w:hanging="2"/>
         <w:jc w:val="both"/>
+        <w:outlineLvl w:val="9"/>
         <w:rPr>
           <w:rFonts w:ascii="Times New Roman" w:eastAsia="Times New Roman" w:hAnsi="Times New Roman" w:cs="Times New Roman"/>
           <w:sz w:val="24"/>
@@ -379,9 +372,57 @@
     </w:p>
     <w:p>
       <w:pPr>
-        <w:spacing w:after="120" w:line="240" w:lineRule="auto"/>
-        <w:ind w:left="0" w:hanging="2"/>
-        <w:jc w:val="both"/>
+        <w:pStyle w:val="Heading3"/>
+        <w:ind w:left="1" w:hanging="3"/>
+        <w:rPr>
+          <w:rFonts w:ascii="Times New Roman" w:eastAsia="Times New Roman" w:hAnsi="Times New Roman" w:cs="Times New Roman"/>
+          <w:i/>
+          <w:color w:val="FF0000"/>
+          <w:sz w:val="24"/>
+          <w:szCs w:val="24"/>
+        </w:rPr>
+      </w:pPr>
+      <w:r>
+        <w:t>Юрія, що в Малеї.</w:t>
+      </w:r>
+    </w:p>
+    <w:p>
+      <w:pPr>
+        <w:spacing w:after="120" w:line="240" w:lineRule="auto"/>
+        <w:ind w:left="0" w:hanging="2"/>
+        <w:jc w:val="both"/>
+        <w:outlineLvl w:val="9"/>
+        <w:rPr>
+          <w:rFonts w:ascii="Times New Roman" w:eastAsia="Times New Roman" w:hAnsi="Times New Roman" w:cs="Times New Roman"/>
+          <w:sz w:val="24"/>
+          <w:szCs w:val="24"/>
+        </w:rPr>
+      </w:pPr>
+      <w:r>
+        <w:rPr>
+          <w:rFonts w:ascii="Times New Roman" w:eastAsia="Times New Roman" w:hAnsi="Times New Roman" w:cs="Times New Roman"/>
+          <w:i/>
+          <w:color w:val="FF0000"/>
+          <w:sz w:val="24"/>
+          <w:szCs w:val="24"/>
+        </w:rPr>
+        <w:t>Тропар (г. 4):</w:t>
+      </w:r>
+      <w:r>
+        <w:rPr>
+          <w:rFonts w:ascii="Times New Roman" w:eastAsia="Times New Roman" w:hAnsi="Times New Roman" w:cs="Times New Roman"/>
+          <w:sz w:val="24"/>
+          <w:szCs w:val="24"/>
+        </w:rPr>
+        <w:t xml:space="preserve"> Боже отців наших,* що чиниш завжди з нами по Твоїй кротості,* не віддали милости Твоєї від нас,* але молитвами їх у мирі направ життя наше.</w:t>
+      </w:r>
+    </w:p>
+    <w:p>
+      <w:pPr>
+        <w:spacing w:after="120" w:line="240" w:lineRule="auto"/>
+        <w:ind w:left="0" w:hanging="2"/>
+        <w:jc w:val="both"/>
+        <w:outlineLvl w:val="9"/>
         <w:rPr>
           <w:rFonts w:ascii="Times New Roman" w:eastAsia="Times New Roman" w:hAnsi="Times New Roman" w:cs="Times New Roman"/>
           <w:sz w:val="24"/>
@@ -397,36 +438,6 @@
           <w:szCs w:val="24"/>
         </w:rPr>
         <w:lastRenderedPageBreak/>
-        <w:t>Тропар (г. 4):</w:t>
-      </w:r>
-      <w:r>
-        <w:rPr>
-          <w:rFonts w:ascii="Times New Roman" w:eastAsia="Times New Roman" w:hAnsi="Times New Roman" w:cs="Times New Roman"/>
-          <w:sz w:val="24"/>
-          <w:szCs w:val="24"/>
-        </w:rPr>
-        <w:t xml:space="preserve"> Боже отців наших,* що чиниш завжди з нами по Твоїй кротості,* не віддали милости Твоєї від нас,* але молитвами їх у мирі направ життя наше.</w:t>
-      </w:r>
-    </w:p>
-    <w:p>
-      <w:pPr>
-        <w:spacing w:after="120" w:line="240" w:lineRule="auto"/>
-        <w:ind w:left="0" w:hanging="2"/>
-        <w:jc w:val="both"/>
-        <w:rPr>
-          <w:rFonts w:ascii="Times New Roman" w:eastAsia="Times New Roman" w:hAnsi="Times New Roman" w:cs="Times New Roman"/>
-          <w:sz w:val="24"/>
-          <w:szCs w:val="24"/>
-        </w:rPr>
-      </w:pPr>
-      <w:r>
-        <w:rPr>
-          <w:rFonts w:ascii="Times New Roman" w:eastAsia="Times New Roman" w:hAnsi="Times New Roman" w:cs="Times New Roman"/>
-          <w:i/>
-          <w:color w:val="FF0000"/>
-          <w:sz w:val="24"/>
-          <w:szCs w:val="24"/>
-        </w:rPr>
         <w:t>Кондак Юрієві (г. 3):</w:t>
       </w:r>
       <w:r>
@@ -440,20 +451,7 @@
     </w:p>
     <w:p>
       <w:pPr>
-        <w:spacing w:after="120" w:line="240" w:lineRule="auto"/>
-        <w:ind w:left="0" w:hanging="2"/>
-        <w:jc w:val="both"/>
-        <w:rPr>
-          <w:rFonts w:ascii="Times New Roman" w:eastAsia="Times New Roman" w:hAnsi="Times New Roman" w:cs="Times New Roman"/>
-          <w:color w:val="FF0000"/>
-          <w:sz w:val="24"/>
-          <w:szCs w:val="24"/>
-        </w:rPr>
-      </w:pPr>
-    </w:p>
-    <w:p>
-      <w:pPr>
-        <w:pStyle w:val="2"/>
+        <w:pStyle w:val="Heading2"/>
         <w:spacing w:after="120" w:line="240" w:lineRule="auto"/>
         <w:ind w:left="2" w:hanging="4"/>
         <w:jc w:val="both"/>
@@ -461,20 +459,27 @@
       <w:bookmarkStart w:id="5" w:name="_heading=h.xckr62oakr3z" w:colFirst="0" w:colLast="0"/>
       <w:bookmarkEnd w:id="5"/>
       <w:r>
-        <w:t>5 квітня.  Свв. мчч. Теодула і Агатопода, і тих, що з ними.</w:t>
-      </w:r>
-      <w:r>
-        <w:rPr>
-          <w:i/>
-        </w:rPr>
+        <w:t>5 квітня.</w:t>
+      </w:r>
+      <w:r>
         <w:t xml:space="preserve"> </w:t>
       </w:r>
-    </w:p>
-    <w:p>
-      <w:pPr>
-        <w:spacing w:after="120" w:line="240" w:lineRule="auto"/>
-        <w:ind w:left="0" w:hanging="2"/>
-        <w:jc w:val="both"/>
+      <w:r>
+        <w:t>Свв. мчч. Теодула і Агатопода, і тих, що з ними.</w:t>
+      </w:r>
+      <w:r>
+        <w:rPr>
+          <w:i/>
+        </w:rPr>
+        <w:t xml:space="preserve"> </w:t>
+      </w:r>
+    </w:p>
+    <w:p>
+      <w:pPr>
+        <w:spacing w:after="120" w:line="240" w:lineRule="auto"/>
+        <w:ind w:left="0" w:hanging="2"/>
+        <w:jc w:val="both"/>
+        <w:outlineLvl w:val="9"/>
         <w:rPr>
           <w:rFonts w:ascii="Times New Roman" w:eastAsia="Times New Roman" w:hAnsi="Times New Roman" w:cs="Times New Roman"/>
           <w:sz w:val="24"/>
@@ -505,6 +510,7 @@
         <w:spacing w:after="120" w:line="240" w:lineRule="auto"/>
         <w:ind w:left="0" w:hanging="2"/>
         <w:jc w:val="both"/>
+        <w:outlineLvl w:val="9"/>
         <w:rPr>
           <w:rFonts w:ascii="Times New Roman" w:eastAsia="Times New Roman" w:hAnsi="Times New Roman" w:cs="Times New Roman"/>
           <w:sz w:val="24"/>
@@ -541,20 +547,7 @@
     </w:p>
     <w:p>
       <w:pPr>
-        <w:spacing w:after="120" w:line="240" w:lineRule="auto"/>
-        <w:ind w:left="0" w:hanging="2"/>
-        <w:jc w:val="both"/>
-        <w:rPr>
-          <w:rFonts w:ascii="Times New Roman" w:eastAsia="Times New Roman" w:hAnsi="Times New Roman" w:cs="Times New Roman"/>
-          <w:sz w:val="24"/>
-          <w:szCs w:val="24"/>
-          <w:u w:val="single"/>
-        </w:rPr>
-      </w:pPr>
-    </w:p>
-    <w:p>
-      <w:pPr>
-        <w:pStyle w:val="2"/>
+        <w:pStyle w:val="Heading2"/>
         <w:spacing w:after="120" w:line="240" w:lineRule="auto"/>
         <w:ind w:left="2" w:hanging="4"/>
         <w:jc w:val="both"/>
@@ -568,12 +561,9 @@
         <w:t>6</w:t>
       </w:r>
       <w:r>
-        <w:t xml:space="preserve"> квітня. </w:t>
-      </w:r>
-      <w:r>
-        <w:rPr>
-          <w:i/>
-        </w:rPr>
+        <w:t xml:space="preserve"> квітня.</w:t>
+      </w:r>
+      <w:r>
         <w:t xml:space="preserve"> </w:t>
       </w:r>
       <w:r>
@@ -585,29 +575,7 @@
         <w:spacing w:after="120" w:line="240" w:lineRule="auto"/>
         <w:ind w:left="0" w:hanging="2"/>
         <w:jc w:val="both"/>
-        <w:rPr>
-          <w:rFonts w:ascii="Times New Roman" w:eastAsia="Times New Roman" w:hAnsi="Times New Roman" w:cs="Times New Roman"/>
-          <w:color w:val="FF0000"/>
-          <w:sz w:val="24"/>
-          <w:szCs w:val="24"/>
-        </w:rPr>
-      </w:pPr>
-      <w:r>
-        <w:rPr>
-          <w:rFonts w:ascii="Times New Roman" w:eastAsia="Times New Roman" w:hAnsi="Times New Roman" w:cs="Times New Roman"/>
-          <w:b/>
-          <w:color w:val="FF0000"/>
-          <w:sz w:val="24"/>
-          <w:szCs w:val="24"/>
-        </w:rPr>
-        <w:t xml:space="preserve">+ Переставлення св. Методія, учителя слов’янського. </w:t>
-      </w:r>
-    </w:p>
-    <w:p>
-      <w:pPr>
-        <w:spacing w:after="120" w:line="240" w:lineRule="auto"/>
-        <w:ind w:left="0" w:hanging="2"/>
-        <w:jc w:val="both"/>
+        <w:outlineLvl w:val="9"/>
         <w:rPr>
           <w:rFonts w:ascii="Times New Roman" w:eastAsia="Times New Roman" w:hAnsi="Times New Roman" w:cs="Times New Roman"/>
           <w:sz w:val="24"/>
@@ -638,6 +606,7 @@
         <w:spacing w:after="120" w:line="240" w:lineRule="auto"/>
         <w:ind w:left="0" w:hanging="2"/>
         <w:jc w:val="both"/>
+        <w:outlineLvl w:val="9"/>
         <w:rPr>
           <w:rFonts w:ascii="Times New Roman" w:eastAsia="Times New Roman" w:hAnsi="Times New Roman" w:cs="Times New Roman"/>
           <w:sz w:val="24"/>
@@ -665,41 +634,44 @@
     </w:p>
     <w:p>
       <w:pPr>
-        <w:spacing w:after="120" w:line="240" w:lineRule="auto"/>
-        <w:ind w:left="0" w:hanging="2"/>
-        <w:jc w:val="both"/>
-        <w:rPr>
-          <w:rFonts w:ascii="Times New Roman" w:eastAsia="Times New Roman" w:hAnsi="Times New Roman" w:cs="Times New Roman"/>
-          <w:color w:val="FF0000"/>
-          <w:sz w:val="24"/>
-          <w:szCs w:val="24"/>
-        </w:rPr>
-      </w:pPr>
-    </w:p>
-    <w:p>
-      <w:pPr>
-        <w:pStyle w:val="2"/>
-        <w:spacing w:after="120" w:line="240" w:lineRule="auto"/>
-        <w:ind w:left="2" w:hanging="4"/>
-        <w:jc w:val="both"/>
+        <w:pStyle w:val="Heading3"/>
+        <w:ind w:left="1" w:hanging="3"/>
       </w:pPr>
       <w:bookmarkStart w:id="7" w:name="_heading=h.ottb8yivz2jw" w:colFirst="0" w:colLast="0"/>
       <w:bookmarkEnd w:id="7"/>
       <w:r>
-        <w:rPr>
-          <w:i/>
-        </w:rPr>
-        <w:t xml:space="preserve">7 </w:t>
-      </w:r>
-      <w:r>
-        <w:t xml:space="preserve"> квітня. Прп. Юрія, єп. Митилинського.</w:t>
-      </w:r>
-    </w:p>
-    <w:p>
-      <w:pPr>
-        <w:spacing w:after="120" w:line="240" w:lineRule="auto"/>
-        <w:ind w:left="0" w:hanging="2"/>
-        <w:jc w:val="both"/>
+        <w:t xml:space="preserve">+ Переставлення св. Методія, учителя слов’янського. </w:t>
+      </w:r>
+    </w:p>
+    <w:p>
+      <w:pPr>
+        <w:pStyle w:val="Heading2"/>
+        <w:spacing w:after="120" w:line="240" w:lineRule="auto"/>
+        <w:ind w:left="2" w:hanging="4"/>
+        <w:jc w:val="both"/>
+      </w:pPr>
+      <w:r>
+        <w:rPr>
+          <w:i/>
+        </w:rPr>
+        <w:t>7</w:t>
+      </w:r>
+      <w:r>
+        <w:rPr>
+          <w:i/>
+        </w:rPr>
+        <w:t xml:space="preserve"> </w:t>
+      </w:r>
+      <w:r>
+        <w:t>квітня. Прп. Юрія, єп. Митилинського.</w:t>
+      </w:r>
+    </w:p>
+    <w:p>
+      <w:pPr>
+        <w:spacing w:after="120" w:line="240" w:lineRule="auto"/>
+        <w:ind w:left="0" w:hanging="2"/>
+        <w:jc w:val="both"/>
+        <w:outlineLvl w:val="9"/>
         <w:rPr>
           <w:rFonts w:ascii="Times New Roman" w:eastAsia="Times New Roman" w:hAnsi="Times New Roman" w:cs="Times New Roman"/>
           <w:sz w:val="24"/>
@@ -730,6 +702,7 @@
         <w:spacing w:after="120" w:line="240" w:lineRule="auto"/>
         <w:ind w:left="0" w:hanging="2"/>
         <w:jc w:val="both"/>
+        <w:outlineLvl w:val="9"/>
         <w:rPr>
           <w:rFonts w:ascii="Times New Roman" w:eastAsia="Times New Roman" w:hAnsi="Times New Roman" w:cs="Times New Roman"/>
           <w:sz w:val="24"/>
@@ -757,20 +730,7 @@
     </w:p>
     <w:p>
       <w:pPr>
-        <w:spacing w:after="120" w:line="240" w:lineRule="auto"/>
-        <w:ind w:left="0" w:hanging="2"/>
-        <w:jc w:val="both"/>
-        <w:rPr>
-          <w:rFonts w:ascii="Times New Roman" w:eastAsia="Times New Roman" w:hAnsi="Times New Roman" w:cs="Times New Roman"/>
-          <w:sz w:val="24"/>
-          <w:szCs w:val="24"/>
-          <w:u w:val="single"/>
-        </w:rPr>
-      </w:pPr>
-    </w:p>
-    <w:p>
-      <w:pPr>
-        <w:pStyle w:val="2"/>
+        <w:pStyle w:val="Heading2"/>
         <w:spacing w:after="120" w:line="240" w:lineRule="auto"/>
         <w:ind w:left="2" w:hanging="4"/>
         <w:jc w:val="both"/>
@@ -781,7 +741,6 @@
         <w:rPr>
           <w:i/>
         </w:rPr>
-        <w:lastRenderedPageBreak/>
         <w:t>8</w:t>
       </w:r>
       <w:r>
@@ -793,6 +752,7 @@
         <w:spacing w:after="120" w:line="240" w:lineRule="auto"/>
         <w:ind w:left="0" w:hanging="2"/>
         <w:jc w:val="both"/>
+        <w:outlineLvl w:val="9"/>
         <w:rPr>
           <w:rFonts w:ascii="Times New Roman" w:eastAsia="Times New Roman" w:hAnsi="Times New Roman" w:cs="Times New Roman"/>
           <w:sz w:val="24"/>
@@ -823,6 +783,7 @@
         <w:spacing w:after="120" w:line="240" w:lineRule="auto"/>
         <w:ind w:left="0" w:hanging="2"/>
         <w:jc w:val="both"/>
+        <w:outlineLvl w:val="9"/>
         <w:rPr>
           <w:rFonts w:ascii="Times New Roman" w:eastAsia="Times New Roman" w:hAnsi="Times New Roman" w:cs="Times New Roman"/>
           <w:sz w:val="24"/>
@@ -850,20 +811,7 @@
     </w:p>
     <w:p>
       <w:pPr>
-        <w:spacing w:after="120" w:line="240" w:lineRule="auto"/>
-        <w:ind w:left="0" w:hanging="2"/>
-        <w:jc w:val="both"/>
-        <w:rPr>
-          <w:rFonts w:ascii="Times New Roman" w:eastAsia="Times New Roman" w:hAnsi="Times New Roman" w:cs="Times New Roman"/>
-          <w:color w:val="FF0000"/>
-          <w:sz w:val="24"/>
-          <w:szCs w:val="24"/>
-        </w:rPr>
-      </w:pPr>
-    </w:p>
-    <w:p>
-      <w:pPr>
-        <w:pStyle w:val="2"/>
+        <w:pStyle w:val="Heading2"/>
         <w:spacing w:after="120" w:line="240" w:lineRule="auto"/>
         <w:ind w:left="2" w:hanging="4"/>
         <w:jc w:val="both"/>
@@ -871,14 +819,22 @@
       <w:bookmarkStart w:id="9" w:name="_heading=h.j3us78otbgza" w:colFirst="0" w:colLast="0"/>
       <w:bookmarkEnd w:id="9"/>
       <w:r>
-        <w:t>9 квітня.  Св. мч. Євпсихія.</w:t>
-      </w:r>
-    </w:p>
-    <w:p>
-      <w:pPr>
-        <w:spacing w:after="120" w:line="240" w:lineRule="auto"/>
-        <w:ind w:left="0" w:hanging="2"/>
-        <w:jc w:val="both"/>
+        <w:lastRenderedPageBreak/>
+        <w:t>9 квітня.</w:t>
+      </w:r>
+      <w:r>
+        <w:t xml:space="preserve"> </w:t>
+      </w:r>
+      <w:r>
+        <w:t>Св. мч. Євпсихія.</w:t>
+      </w:r>
+    </w:p>
+    <w:p>
+      <w:pPr>
+        <w:spacing w:after="120" w:line="240" w:lineRule="auto"/>
+        <w:ind w:left="0" w:hanging="2"/>
+        <w:jc w:val="both"/>
+        <w:outlineLvl w:val="9"/>
         <w:rPr>
           <w:rFonts w:ascii="Times New Roman" w:eastAsia="Times New Roman" w:hAnsi="Times New Roman" w:cs="Times New Roman"/>
           <w:sz w:val="24"/>
@@ -909,6 +865,7 @@
         <w:spacing w:after="120" w:line="240" w:lineRule="auto"/>
         <w:ind w:left="0" w:hanging="2"/>
         <w:jc w:val="both"/>
+        <w:outlineLvl w:val="9"/>
         <w:rPr>
           <w:rFonts w:ascii="Times New Roman" w:eastAsia="Times New Roman" w:hAnsi="Times New Roman" w:cs="Times New Roman"/>
           <w:sz w:val="24"/>
@@ -936,20 +893,7 @@
     </w:p>
     <w:p>
       <w:pPr>
-        <w:spacing w:after="120" w:line="240" w:lineRule="auto"/>
-        <w:ind w:left="0" w:hanging="2"/>
-        <w:jc w:val="both"/>
-        <w:rPr>
-          <w:rFonts w:ascii="Times New Roman" w:eastAsia="Times New Roman" w:hAnsi="Times New Roman" w:cs="Times New Roman"/>
-          <w:color w:val="FF0000"/>
-          <w:sz w:val="24"/>
-          <w:szCs w:val="24"/>
-        </w:rPr>
-      </w:pPr>
-    </w:p>
-    <w:p>
-      <w:pPr>
-        <w:pStyle w:val="2"/>
+        <w:pStyle w:val="Heading2"/>
         <w:spacing w:after="120" w:line="240" w:lineRule="auto"/>
         <w:ind w:left="2" w:hanging="4"/>
         <w:jc w:val="both"/>
@@ -957,14 +901,21 @@
       <w:bookmarkStart w:id="10" w:name="_heading=h.ijaxjoyhe7u4" w:colFirst="0" w:colLast="0"/>
       <w:bookmarkEnd w:id="10"/>
       <w:r>
-        <w:t>10 квітня.  Святих мучеників Терентія, Африкана, Максима, Помплія та інших 36-ти.</w:t>
-      </w:r>
-    </w:p>
-    <w:p>
-      <w:pPr>
-        <w:spacing w:after="120" w:line="240" w:lineRule="auto"/>
-        <w:ind w:left="0" w:hanging="2"/>
-        <w:jc w:val="both"/>
+        <w:t>10 квітня.</w:t>
+      </w:r>
+      <w:r>
+        <w:t xml:space="preserve"> </w:t>
+      </w:r>
+      <w:r>
+        <w:t>Святих мучеників Терентія, Африкана, Максима, Помплія та інших 36-ти.</w:t>
+      </w:r>
+    </w:p>
+    <w:p>
+      <w:pPr>
+        <w:spacing w:after="120" w:line="240" w:lineRule="auto"/>
+        <w:ind w:left="0" w:hanging="2"/>
+        <w:jc w:val="both"/>
+        <w:outlineLvl w:val="9"/>
         <w:rPr>
           <w:rFonts w:ascii="Times New Roman" w:eastAsia="Times New Roman" w:hAnsi="Times New Roman" w:cs="Times New Roman"/>
           <w:sz w:val="24"/>
@@ -995,21 +946,22 @@
         <w:spacing w:after="120" w:line="240" w:lineRule="auto"/>
         <w:ind w:left="0" w:hanging="2"/>
         <w:jc w:val="both"/>
-        <w:rPr>
-          <w:rFonts w:ascii="Times New Roman" w:eastAsia="Times New Roman" w:hAnsi="Times New Roman" w:cs="Times New Roman"/>
-          <w:sz w:val="24"/>
-          <w:szCs w:val="24"/>
-        </w:rPr>
-      </w:pPr>
-      <w:r>
-        <w:rPr>
-          <w:rFonts w:ascii="Times New Roman" w:eastAsia="Times New Roman" w:hAnsi="Times New Roman" w:cs="Times New Roman"/>
-          <w:i/>
-          <w:color w:val="FF0000"/>
-          <w:sz w:val="24"/>
-          <w:szCs w:val="24"/>
-        </w:rPr>
-        <w:t>Кондак мученикам (г. 2):</w:t>
+        <w:outlineLvl w:val="9"/>
+        <w:rPr>
+          <w:rFonts w:ascii="Times New Roman" w:eastAsia="Times New Roman" w:hAnsi="Times New Roman" w:cs="Times New Roman"/>
+          <w:sz w:val="24"/>
+          <w:szCs w:val="24"/>
+        </w:rPr>
+      </w:pPr>
+      <w:r>
+        <w:rPr>
+          <w:rFonts w:ascii="Times New Roman" w:eastAsia="Times New Roman" w:hAnsi="Times New Roman" w:cs="Times New Roman"/>
+          <w:i/>
+          <w:color w:val="FF0000"/>
+          <w:sz w:val="24"/>
+          <w:szCs w:val="24"/>
+        </w:rPr>
+        <w:t>Кондак (г. 2):</w:t>
       </w:r>
       <w:r>
         <w:rPr>
@@ -1022,19 +974,7 @@
     </w:p>
     <w:p>
       <w:pPr>
-        <w:spacing w:after="120" w:line="240" w:lineRule="auto"/>
-        <w:ind w:left="0" w:hanging="2"/>
-        <w:jc w:val="both"/>
-        <w:rPr>
-          <w:rFonts w:ascii="Times New Roman" w:eastAsia="Times New Roman" w:hAnsi="Times New Roman" w:cs="Times New Roman"/>
-          <w:sz w:val="24"/>
-          <w:szCs w:val="24"/>
-        </w:rPr>
-      </w:pPr>
-    </w:p>
-    <w:p>
-      <w:pPr>
-        <w:pStyle w:val="2"/>
+        <w:pStyle w:val="Heading2"/>
         <w:spacing w:after="120" w:line="240" w:lineRule="auto"/>
         <w:ind w:left="2" w:hanging="4"/>
         <w:jc w:val="both"/>
@@ -1042,14 +982,21 @@
       <w:bookmarkStart w:id="11" w:name="_heading=h.kg66103l7fgr" w:colFirst="0" w:colLast="0"/>
       <w:bookmarkEnd w:id="11"/>
       <w:r>
-        <w:t>11 квітня.  Св. свщмч. Антипи, єп. Пергаму Азійського.</w:t>
-      </w:r>
-    </w:p>
-    <w:p>
-      <w:pPr>
-        <w:spacing w:after="120" w:line="240" w:lineRule="auto"/>
-        <w:ind w:left="0" w:hanging="2"/>
-        <w:jc w:val="both"/>
+        <w:t>11 квітня.</w:t>
+      </w:r>
+      <w:r>
+        <w:t xml:space="preserve"> </w:t>
+      </w:r>
+      <w:r>
+        <w:t>Св. свщмч. Антипи, єп. Пергаму Азійського.</w:t>
+      </w:r>
+    </w:p>
+    <w:p>
+      <w:pPr>
+        <w:spacing w:after="120" w:line="240" w:lineRule="auto"/>
+        <w:ind w:left="0" w:hanging="2"/>
+        <w:jc w:val="both"/>
+        <w:outlineLvl w:val="9"/>
         <w:rPr>
           <w:rFonts w:ascii="Times New Roman" w:eastAsia="Times New Roman" w:hAnsi="Times New Roman" w:cs="Times New Roman"/>
           <w:sz w:val="24"/>
@@ -1080,6 +1027,7 @@
         <w:spacing w:after="120" w:line="240" w:lineRule="auto"/>
         <w:ind w:left="0" w:hanging="2"/>
         <w:jc w:val="both"/>
+        <w:outlineLvl w:val="9"/>
         <w:rPr>
           <w:rFonts w:ascii="Times New Roman" w:eastAsia="Times New Roman" w:hAnsi="Times New Roman" w:cs="Times New Roman"/>
           <w:sz w:val="24"/>
@@ -1107,20 +1055,7 @@
     </w:p>
     <w:p>
       <w:pPr>
-        <w:spacing w:after="120" w:line="240" w:lineRule="auto"/>
-        <w:ind w:left="0" w:hanging="2"/>
-        <w:jc w:val="both"/>
-        <w:rPr>
-          <w:rFonts w:ascii="Times New Roman" w:eastAsia="Times New Roman" w:hAnsi="Times New Roman" w:cs="Times New Roman"/>
-          <w:color w:val="FF0000"/>
-          <w:sz w:val="24"/>
-          <w:szCs w:val="24"/>
-        </w:rPr>
-      </w:pPr>
-    </w:p>
-    <w:p>
-      <w:pPr>
-        <w:pStyle w:val="2"/>
+        <w:pStyle w:val="Heading2"/>
         <w:spacing w:after="120" w:line="240" w:lineRule="auto"/>
         <w:ind w:left="2" w:hanging="4"/>
         <w:jc w:val="both"/>
@@ -1128,15 +1063,21 @@
       <w:bookmarkStart w:id="12" w:name="_heading=h.y7wq6uyqfgdi" w:colFirst="0" w:colLast="0"/>
       <w:bookmarkEnd w:id="12"/>
       <w:r>
-        <w:lastRenderedPageBreak/>
-        <w:t>12 квітня.  Прп. і ісп. Василія, єп. Парійського.</w:t>
-      </w:r>
-    </w:p>
-    <w:p>
-      <w:pPr>
-        <w:spacing w:after="120" w:line="240" w:lineRule="auto"/>
-        <w:ind w:left="0" w:hanging="2"/>
-        <w:jc w:val="both"/>
+        <w:t>12 квітня.</w:t>
+      </w:r>
+      <w:r>
+        <w:t xml:space="preserve"> </w:t>
+      </w:r>
+      <w:r>
+        <w:t>Прп. і ісп. Василія, єп. Парійського.</w:t>
+      </w:r>
+    </w:p>
+    <w:p>
+      <w:pPr>
+        <w:spacing w:after="120" w:line="240" w:lineRule="auto"/>
+        <w:ind w:left="0" w:hanging="2"/>
+        <w:jc w:val="both"/>
+        <w:outlineLvl w:val="9"/>
         <w:rPr>
           <w:rFonts w:ascii="Times New Roman" w:eastAsia="Times New Roman" w:hAnsi="Times New Roman" w:cs="Times New Roman"/>
           <w:sz w:val="24"/>
@@ -1167,6 +1108,7 @@
         <w:spacing w:after="120" w:line="240" w:lineRule="auto"/>
         <w:ind w:left="0" w:hanging="2"/>
         <w:jc w:val="both"/>
+        <w:outlineLvl w:val="9"/>
         <w:rPr>
           <w:rFonts w:ascii="Times New Roman" w:eastAsia="Times New Roman" w:hAnsi="Times New Roman" w:cs="Times New Roman"/>
           <w:sz w:val="24"/>
@@ -1194,19 +1136,7 @@
     </w:p>
     <w:p>
       <w:pPr>
-        <w:spacing w:after="120" w:line="240" w:lineRule="auto"/>
-        <w:ind w:left="0" w:hanging="2"/>
-        <w:jc w:val="both"/>
-        <w:rPr>
-          <w:rFonts w:ascii="Times New Roman" w:eastAsia="Times New Roman" w:hAnsi="Times New Roman" w:cs="Times New Roman"/>
-          <w:sz w:val="24"/>
-          <w:szCs w:val="24"/>
-        </w:rPr>
-      </w:pPr>
-    </w:p>
-    <w:p>
-      <w:pPr>
-        <w:pStyle w:val="2"/>
+        <w:pStyle w:val="Heading2"/>
         <w:spacing w:after="120" w:line="240" w:lineRule="auto"/>
         <w:ind w:left="2" w:hanging="4"/>
         <w:jc w:val="both"/>
@@ -1214,14 +1144,21 @@
       <w:bookmarkStart w:id="13" w:name="_heading=h.h68bkto2kmyu" w:colFirst="0" w:colLast="0"/>
       <w:bookmarkEnd w:id="13"/>
       <w:r>
-        <w:t>13 квітня.  Св. свщмч. Артемона і тих, що з ним.</w:t>
-      </w:r>
-    </w:p>
-    <w:p>
-      <w:pPr>
-        <w:spacing w:after="120" w:line="240" w:lineRule="auto"/>
-        <w:ind w:left="0" w:hanging="2"/>
-        <w:jc w:val="both"/>
+        <w:t>13 квітня.</w:t>
+      </w:r>
+      <w:r>
+        <w:t xml:space="preserve"> </w:t>
+      </w:r>
+      <w:r>
+        <w:t>Св. свщмч. Артемона і тих, що з ним.</w:t>
+      </w:r>
+    </w:p>
+    <w:p>
+      <w:pPr>
+        <w:spacing w:after="120" w:line="240" w:lineRule="auto"/>
+        <w:ind w:left="0" w:hanging="2"/>
+        <w:jc w:val="both"/>
+        <w:outlineLvl w:val="9"/>
         <w:rPr>
           <w:rFonts w:ascii="Times New Roman" w:eastAsia="Times New Roman" w:hAnsi="Times New Roman" w:cs="Times New Roman"/>
           <w:sz w:val="24"/>
@@ -1279,20 +1216,22 @@
         <w:spacing w:after="120" w:line="240" w:lineRule="auto"/>
         <w:ind w:left="0" w:hanging="2"/>
         <w:jc w:val="both"/>
-        <w:rPr>
-          <w:rFonts w:ascii="Times New Roman" w:eastAsia="Times New Roman" w:hAnsi="Times New Roman" w:cs="Times New Roman"/>
-          <w:sz w:val="24"/>
-          <w:szCs w:val="24"/>
-        </w:rPr>
-      </w:pPr>
-      <w:r>
-        <w:rPr>
-          <w:rFonts w:ascii="Times New Roman" w:eastAsia="Times New Roman" w:hAnsi="Times New Roman" w:cs="Times New Roman"/>
-          <w:i/>
-          <w:color w:val="FF0000"/>
-          <w:sz w:val="24"/>
-          <w:szCs w:val="24"/>
-        </w:rPr>
+        <w:outlineLvl w:val="9"/>
+        <w:rPr>
+          <w:rFonts w:ascii="Times New Roman" w:eastAsia="Times New Roman" w:hAnsi="Times New Roman" w:cs="Times New Roman"/>
+          <w:sz w:val="24"/>
+          <w:szCs w:val="24"/>
+        </w:rPr>
+      </w:pPr>
+      <w:r>
+        <w:rPr>
+          <w:rFonts w:ascii="Times New Roman" w:eastAsia="Times New Roman" w:hAnsi="Times New Roman" w:cs="Times New Roman"/>
+          <w:i/>
+          <w:color w:val="FF0000"/>
+          <w:sz w:val="24"/>
+          <w:szCs w:val="24"/>
+        </w:rPr>
+        <w:lastRenderedPageBreak/>
         <w:t>Кондак (г. 4):</w:t>
       </w:r>
       <w:r>
@@ -1306,19 +1245,7 @@
     </w:p>
     <w:p>
       <w:pPr>
-        <w:spacing w:after="120" w:line="240" w:lineRule="auto"/>
-        <w:ind w:left="0" w:hanging="2"/>
-        <w:jc w:val="both"/>
-        <w:rPr>
-          <w:rFonts w:ascii="Times New Roman" w:eastAsia="Times New Roman" w:hAnsi="Times New Roman" w:cs="Times New Roman"/>
-          <w:sz w:val="24"/>
-          <w:szCs w:val="24"/>
-        </w:rPr>
-      </w:pPr>
-    </w:p>
-    <w:p>
-      <w:pPr>
-        <w:pStyle w:val="2"/>
+        <w:pStyle w:val="Heading2"/>
         <w:spacing w:after="120" w:line="240" w:lineRule="auto"/>
         <w:ind w:left="2" w:hanging="4"/>
         <w:jc w:val="both"/>
@@ -1326,12 +1253,18 @@
       <w:bookmarkStart w:id="14" w:name="_heading=h.t5tdkenyh67y" w:colFirst="0" w:colLast="0"/>
       <w:bookmarkEnd w:id="14"/>
       <w:r>
-        <w:t xml:space="preserve">14 квітня.  Св. Мартина Ісповідника, папи Римського. І святих новоявлених мучеників Антонія, Йоана і Євстатія. </w:t>
-      </w:r>
-    </w:p>
-    <w:p>
-      <w:pPr>
-        <w:pStyle w:val="3"/>
+        <w:t>14 квітня.</w:t>
+      </w:r>
+      <w:r>
+        <w:t xml:space="preserve"> </w:t>
+      </w:r>
+      <w:r>
+        <w:t xml:space="preserve">Св. Мартина Ісповідника, папи Римського. І святих новоявлених мучеників Антонія, Йоана і Євстатія. </w:t>
+      </w:r>
+    </w:p>
+    <w:p>
+      <w:pPr>
+        <w:pStyle w:val="Heading3"/>
         <w:spacing w:after="120" w:line="240" w:lineRule="auto"/>
         <w:ind w:left="1" w:hanging="3"/>
         <w:jc w:val="both"/>
@@ -1347,6 +1280,7 @@
         <w:spacing w:after="120" w:line="240" w:lineRule="auto"/>
         <w:ind w:left="0" w:hanging="2"/>
         <w:jc w:val="both"/>
+        <w:outlineLvl w:val="9"/>
         <w:rPr>
           <w:rFonts w:ascii="Times New Roman" w:eastAsia="Times New Roman" w:hAnsi="Times New Roman" w:cs="Times New Roman"/>
           <w:sz w:val="24"/>
@@ -1377,21 +1311,22 @@
         <w:spacing w:after="120" w:line="240" w:lineRule="auto"/>
         <w:ind w:left="0" w:hanging="2"/>
         <w:jc w:val="both"/>
-        <w:rPr>
-          <w:rFonts w:ascii="Times New Roman" w:eastAsia="Times New Roman" w:hAnsi="Times New Roman" w:cs="Times New Roman"/>
-          <w:sz w:val="24"/>
-          <w:szCs w:val="24"/>
-        </w:rPr>
-      </w:pPr>
-      <w:r>
-        <w:rPr>
-          <w:rFonts w:ascii="Times New Roman" w:eastAsia="Times New Roman" w:hAnsi="Times New Roman" w:cs="Times New Roman"/>
-          <w:i/>
-          <w:color w:val="FF0000"/>
-          <w:sz w:val="24"/>
-          <w:szCs w:val="24"/>
-        </w:rPr>
-        <w:t>Кондак Мартинові (г. 4):</w:t>
+        <w:outlineLvl w:val="9"/>
+        <w:rPr>
+          <w:rFonts w:ascii="Times New Roman" w:eastAsia="Times New Roman" w:hAnsi="Times New Roman" w:cs="Times New Roman"/>
+          <w:sz w:val="24"/>
+          <w:szCs w:val="24"/>
+        </w:rPr>
+      </w:pPr>
+      <w:r>
+        <w:rPr>
+          <w:rFonts w:ascii="Times New Roman" w:eastAsia="Times New Roman" w:hAnsi="Times New Roman" w:cs="Times New Roman"/>
+          <w:i/>
+          <w:color w:val="FF0000"/>
+          <w:sz w:val="24"/>
+          <w:szCs w:val="24"/>
+        </w:rPr>
+        <w:t>Кондак (г. 4):</w:t>
       </w:r>
       <w:r>
         <w:rPr>
@@ -1413,7 +1348,7 @@
     </w:p>
     <w:p>
       <w:pPr>
-        <w:pStyle w:val="3"/>
+        <w:pStyle w:val="Heading3"/>
         <w:spacing w:after="120" w:line="240" w:lineRule="auto"/>
         <w:ind w:left="1" w:hanging="3"/>
         <w:jc w:val="both"/>
@@ -1429,21 +1364,22 @@
         <w:spacing w:after="120" w:line="240" w:lineRule="auto"/>
         <w:ind w:left="0" w:hanging="2"/>
         <w:jc w:val="both"/>
-        <w:rPr>
-          <w:rFonts w:ascii="Times New Roman" w:eastAsia="Times New Roman" w:hAnsi="Times New Roman" w:cs="Times New Roman"/>
-          <w:sz w:val="24"/>
-          <w:szCs w:val="24"/>
-        </w:rPr>
-      </w:pPr>
-      <w:r>
-        <w:rPr>
-          <w:rFonts w:ascii="Times New Roman" w:eastAsia="Times New Roman" w:hAnsi="Times New Roman" w:cs="Times New Roman"/>
-          <w:i/>
-          <w:color w:val="FF0000"/>
-          <w:sz w:val="24"/>
-          <w:szCs w:val="24"/>
-        </w:rPr>
-        <w:t>Тропар мучеників (г. 4):</w:t>
+        <w:outlineLvl w:val="9"/>
+        <w:rPr>
+          <w:rFonts w:ascii="Times New Roman" w:eastAsia="Times New Roman" w:hAnsi="Times New Roman" w:cs="Times New Roman"/>
+          <w:sz w:val="24"/>
+          <w:szCs w:val="24"/>
+        </w:rPr>
+      </w:pPr>
+      <w:r>
+        <w:rPr>
+          <w:rFonts w:ascii="Times New Roman" w:eastAsia="Times New Roman" w:hAnsi="Times New Roman" w:cs="Times New Roman"/>
+          <w:i/>
+          <w:color w:val="FF0000"/>
+          <w:sz w:val="24"/>
+          <w:szCs w:val="24"/>
+        </w:rPr>
+        <w:t>Тропар (г. 4):</w:t>
       </w:r>
       <w:r>
         <w:rPr>
@@ -1468,21 +1404,22 @@
         <w:spacing w:after="120" w:line="240" w:lineRule="auto"/>
         <w:ind w:left="0" w:hanging="2"/>
         <w:jc w:val="both"/>
-        <w:rPr>
-          <w:rFonts w:ascii="Times New Roman" w:eastAsia="Times New Roman" w:hAnsi="Times New Roman" w:cs="Times New Roman"/>
-          <w:sz w:val="24"/>
-          <w:szCs w:val="24"/>
-        </w:rPr>
-      </w:pPr>
-      <w:r>
-        <w:rPr>
-          <w:rFonts w:ascii="Times New Roman" w:eastAsia="Times New Roman" w:hAnsi="Times New Roman" w:cs="Times New Roman"/>
-          <w:i/>
-          <w:color w:val="FF0000"/>
-          <w:sz w:val="24"/>
-          <w:szCs w:val="24"/>
-        </w:rPr>
-        <w:t>Кондак мученикам (г. 3):</w:t>
+        <w:outlineLvl w:val="9"/>
+        <w:rPr>
+          <w:rFonts w:ascii="Times New Roman" w:eastAsia="Times New Roman" w:hAnsi="Times New Roman" w:cs="Times New Roman"/>
+          <w:sz w:val="24"/>
+          <w:szCs w:val="24"/>
+        </w:rPr>
+      </w:pPr>
+      <w:r>
+        <w:rPr>
+          <w:rFonts w:ascii="Times New Roman" w:eastAsia="Times New Roman" w:hAnsi="Times New Roman" w:cs="Times New Roman"/>
+          <w:i/>
+          <w:color w:val="FF0000"/>
+          <w:sz w:val="24"/>
+          <w:szCs w:val="24"/>
+        </w:rPr>
+        <w:t>Кондак (г. 3):</w:t>
       </w:r>
       <w:r>
         <w:rPr>
@@ -1495,19 +1432,7 @@
     </w:p>
     <w:p>
       <w:pPr>
-        <w:spacing w:after="120" w:line="240" w:lineRule="auto"/>
-        <w:ind w:left="0" w:hanging="2"/>
-        <w:jc w:val="both"/>
-        <w:rPr>
-          <w:rFonts w:ascii="Times New Roman" w:eastAsia="Times New Roman" w:hAnsi="Times New Roman" w:cs="Times New Roman"/>
-          <w:sz w:val="24"/>
-          <w:szCs w:val="24"/>
-        </w:rPr>
-      </w:pPr>
-    </w:p>
-    <w:p>
-      <w:pPr>
-        <w:pStyle w:val="2"/>
+        <w:pStyle w:val="Heading2"/>
         <w:spacing w:after="120" w:line="240" w:lineRule="auto"/>
         <w:ind w:left="2" w:hanging="4"/>
         <w:jc w:val="both"/>
@@ -1515,7 +1440,6 @@
       <w:bookmarkStart w:id="17" w:name="_heading=h.cry150vebger" w:colFirst="0" w:colLast="0"/>
       <w:bookmarkEnd w:id="17"/>
       <w:r>
-        <w:lastRenderedPageBreak/>
         <w:t>15 квітня. Свв. апп. Аристарха, Пуда і Трофима.</w:t>
       </w:r>
     </w:p>
@@ -1524,6 +1448,7 @@
         <w:spacing w:after="120" w:line="240" w:lineRule="auto"/>
         <w:ind w:left="0" w:hanging="2"/>
         <w:jc w:val="both"/>
+        <w:outlineLvl w:val="9"/>
         <w:rPr>
           <w:rFonts w:ascii="Times New Roman" w:eastAsia="Times New Roman" w:hAnsi="Times New Roman" w:cs="Times New Roman"/>
           <w:sz w:val="24"/>
@@ -1554,21 +1479,22 @@
         <w:spacing w:after="120" w:line="240" w:lineRule="auto"/>
         <w:ind w:left="0" w:hanging="2"/>
         <w:jc w:val="both"/>
-        <w:rPr>
-          <w:rFonts w:ascii="Times New Roman" w:eastAsia="Times New Roman" w:hAnsi="Times New Roman" w:cs="Times New Roman"/>
-          <w:sz w:val="24"/>
-          <w:szCs w:val="24"/>
-        </w:rPr>
-      </w:pPr>
-      <w:r>
-        <w:rPr>
-          <w:rFonts w:ascii="Times New Roman" w:eastAsia="Times New Roman" w:hAnsi="Times New Roman" w:cs="Times New Roman"/>
-          <w:i/>
-          <w:color w:val="FF0000"/>
-          <w:sz w:val="24"/>
-          <w:szCs w:val="24"/>
-        </w:rPr>
-        <w:t>Кондак Апостолів (г. 4):</w:t>
+        <w:outlineLvl w:val="9"/>
+        <w:rPr>
+          <w:rFonts w:ascii="Times New Roman" w:eastAsia="Times New Roman" w:hAnsi="Times New Roman" w:cs="Times New Roman"/>
+          <w:sz w:val="24"/>
+          <w:szCs w:val="24"/>
+        </w:rPr>
+      </w:pPr>
+      <w:r>
+        <w:rPr>
+          <w:rFonts w:ascii="Times New Roman" w:eastAsia="Times New Roman" w:hAnsi="Times New Roman" w:cs="Times New Roman"/>
+          <w:i/>
+          <w:color w:val="FF0000"/>
+          <w:sz w:val="24"/>
+          <w:szCs w:val="24"/>
+        </w:rPr>
+        <w:t>Кондак (г. 4):</w:t>
       </w:r>
       <w:r>
         <w:rPr>
@@ -1581,20 +1507,7 @@
     </w:p>
     <w:p>
       <w:pPr>
-        <w:spacing w:after="120" w:line="240" w:lineRule="auto"/>
-        <w:ind w:left="0" w:hanging="2"/>
-        <w:jc w:val="both"/>
-        <w:rPr>
-          <w:rFonts w:ascii="Times New Roman" w:eastAsia="Times New Roman" w:hAnsi="Times New Roman" w:cs="Times New Roman"/>
-          <w:color w:val="FF0000"/>
-          <w:sz w:val="24"/>
-          <w:szCs w:val="24"/>
-        </w:rPr>
-      </w:pPr>
-    </w:p>
-    <w:p>
-      <w:pPr>
-        <w:pStyle w:val="2"/>
+        <w:pStyle w:val="Heading2"/>
         <w:spacing w:after="120" w:line="240" w:lineRule="auto"/>
         <w:ind w:left="2" w:hanging="4"/>
         <w:jc w:val="both"/>
@@ -1602,14 +1515,21 @@
       <w:bookmarkStart w:id="18" w:name="_heading=h.c9aomqr8ny8" w:colFirst="0" w:colLast="0"/>
       <w:bookmarkEnd w:id="18"/>
       <w:r>
-        <w:t>16 квітня.  Свв. муч. дів Агапії, Ірини й Хіонії.</w:t>
-      </w:r>
-    </w:p>
-    <w:p>
-      <w:pPr>
-        <w:spacing w:after="120" w:line="240" w:lineRule="auto"/>
-        <w:ind w:left="0" w:hanging="2"/>
-        <w:jc w:val="both"/>
+        <w:t>16 квітня.</w:t>
+      </w:r>
+      <w:r>
+        <w:t xml:space="preserve"> </w:t>
+      </w:r>
+      <w:r>
+        <w:t>Свв. муч. дів Агапії, Ірини й Хіонії.</w:t>
+      </w:r>
+    </w:p>
+    <w:p>
+      <w:pPr>
+        <w:spacing w:after="120" w:line="240" w:lineRule="auto"/>
+        <w:ind w:left="0" w:hanging="2"/>
+        <w:jc w:val="both"/>
+        <w:outlineLvl w:val="9"/>
         <w:rPr>
           <w:rFonts w:ascii="Times New Roman" w:eastAsia="Times New Roman" w:hAnsi="Times New Roman" w:cs="Times New Roman"/>
           <w:sz w:val="24"/>
@@ -1649,6 +1569,7 @@
         <w:spacing w:after="120" w:line="240" w:lineRule="auto"/>
         <w:ind w:left="0" w:hanging="2"/>
         <w:jc w:val="both"/>
+        <w:outlineLvl w:val="9"/>
         <w:rPr>
           <w:rFonts w:ascii="Times New Roman" w:eastAsia="Times New Roman" w:hAnsi="Times New Roman" w:cs="Times New Roman"/>
           <w:sz w:val="24"/>
@@ -1676,20 +1597,7 @@
     </w:p>
     <w:p>
       <w:pPr>
-        <w:spacing w:after="120" w:line="240" w:lineRule="auto"/>
-        <w:ind w:left="0" w:hanging="2"/>
-        <w:jc w:val="both"/>
-        <w:rPr>
-          <w:rFonts w:ascii="Times New Roman" w:eastAsia="Times New Roman" w:hAnsi="Times New Roman" w:cs="Times New Roman"/>
-          <w:color w:val="FF0000"/>
-          <w:sz w:val="24"/>
-          <w:szCs w:val="24"/>
-        </w:rPr>
-      </w:pPr>
-    </w:p>
-    <w:p>
-      <w:pPr>
-        <w:pStyle w:val="2"/>
+        <w:pStyle w:val="Heading2"/>
         <w:spacing w:after="120" w:line="240" w:lineRule="auto"/>
         <w:ind w:left="2" w:hanging="4"/>
         <w:jc w:val="both"/>
@@ -1697,6 +1605,7 @@
       <w:bookmarkStart w:id="19" w:name="_heading=h.e1p2qev6we50" w:colFirst="0" w:colLast="0"/>
       <w:bookmarkEnd w:id="19"/>
       <w:r>
+        <w:lastRenderedPageBreak/>
         <w:t>17 квітня. Прп. Симеона, що в Персиді. Прп. Акакія, єп. Мелитинського.</w:t>
       </w:r>
     </w:p>
@@ -1705,6 +1614,7 @@
         <w:spacing w:after="120" w:line="240" w:lineRule="auto"/>
         <w:ind w:left="0" w:hanging="2"/>
         <w:jc w:val="both"/>
+        <w:outlineLvl w:val="9"/>
         <w:rPr>
           <w:rFonts w:ascii="Times New Roman" w:eastAsia="Times New Roman" w:hAnsi="Times New Roman" w:cs="Times New Roman"/>
           <w:sz w:val="24"/>
@@ -1735,21 +1645,42 @@
         <w:spacing w:after="120" w:line="240" w:lineRule="auto"/>
         <w:ind w:left="0" w:hanging="2"/>
         <w:jc w:val="both"/>
-        <w:rPr>
-          <w:rFonts w:ascii="Times New Roman" w:eastAsia="Times New Roman" w:hAnsi="Times New Roman" w:cs="Times New Roman"/>
-          <w:sz w:val="24"/>
-          <w:szCs w:val="24"/>
-        </w:rPr>
-      </w:pPr>
-      <w:r>
-        <w:rPr>
-          <w:rFonts w:ascii="Times New Roman" w:eastAsia="Times New Roman" w:hAnsi="Times New Roman" w:cs="Times New Roman"/>
-          <w:i/>
-          <w:color w:val="FF0000"/>
-          <w:sz w:val="24"/>
-          <w:szCs w:val="24"/>
-        </w:rPr>
-        <w:t>Кондак (г. 1):</w:t>
+        <w:outlineLvl w:val="9"/>
+        <w:rPr>
+          <w:rFonts w:ascii="Times New Roman" w:eastAsia="Times New Roman" w:hAnsi="Times New Roman" w:cs="Times New Roman"/>
+          <w:sz w:val="24"/>
+          <w:szCs w:val="24"/>
+        </w:rPr>
+      </w:pPr>
+      <w:r>
+        <w:rPr>
+          <w:rFonts w:ascii="Times New Roman" w:eastAsia="Times New Roman" w:hAnsi="Times New Roman" w:cs="Times New Roman"/>
+          <w:i/>
+          <w:color w:val="FF0000"/>
+          <w:sz w:val="24"/>
+          <w:szCs w:val="24"/>
+        </w:rPr>
+        <w:t xml:space="preserve">Кондак </w:t>
+      </w:r>
+      <w:r>
+        <w:rPr>
+          <w:rFonts w:ascii="Times New Roman" w:eastAsia="Times New Roman" w:hAnsi="Times New Roman" w:cs="Times New Roman"/>
+          <w:i/>
+          <w:color w:val="FF0000"/>
+          <w:sz w:val="24"/>
+          <w:szCs w:val="24"/>
+        </w:rPr>
+        <w:t xml:space="preserve">преподобним </w:t>
+      </w:r>
+      <w:r>
+        <w:rPr>
+          <w:rFonts w:ascii="Times New Roman" w:eastAsia="Times New Roman" w:hAnsi="Times New Roman" w:cs="Times New Roman"/>
+          <w:i/>
+          <w:color w:val="FF0000"/>
+          <w:sz w:val="24"/>
+          <w:szCs w:val="24"/>
+        </w:rPr>
+        <w:t>(г. 1):</w:t>
       </w:r>
       <w:r>
         <w:rPr>
@@ -1762,19 +1693,7 @@
     </w:p>
     <w:p>
       <w:pPr>
-        <w:spacing w:after="120" w:line="240" w:lineRule="auto"/>
-        <w:ind w:left="0" w:hanging="2"/>
-        <w:jc w:val="both"/>
-        <w:rPr>
-          <w:rFonts w:ascii="Times New Roman" w:eastAsia="Times New Roman" w:hAnsi="Times New Roman" w:cs="Times New Roman"/>
-          <w:sz w:val="24"/>
-          <w:szCs w:val="24"/>
-        </w:rPr>
-      </w:pPr>
-    </w:p>
-    <w:p>
-      <w:pPr>
-        <w:pStyle w:val="2"/>
+        <w:pStyle w:val="Heading2"/>
         <w:spacing w:after="288" w:line="240" w:lineRule="auto"/>
         <w:ind w:left="2" w:hanging="4"/>
       </w:pPr>
@@ -1788,6 +1707,7 @@
       <w:pPr>
         <w:spacing w:after="288" w:line="240" w:lineRule="auto"/>
         <w:ind w:left="0" w:hanging="2"/>
+        <w:outlineLvl w:val="9"/>
         <w:rPr>
           <w:rFonts w:ascii="Times New Roman" w:eastAsia="Times New Roman" w:hAnsi="Times New Roman" w:cs="Times New Roman"/>
           <w:sz w:val="24"/>
@@ -1817,6 +1737,7 @@
       <w:pPr>
         <w:spacing w:after="288" w:line="240" w:lineRule="auto"/>
         <w:ind w:left="0" w:hanging="2"/>
+        <w:outlineLvl w:val="9"/>
         <w:rPr>
           <w:rFonts w:ascii="Times New Roman" w:eastAsia="Times New Roman" w:hAnsi="Times New Roman" w:cs="Times New Roman"/>
           <w:sz w:val="24"/>
@@ -1844,33 +1765,27 @@
     </w:p>
     <w:p>
       <w:pPr>
-        <w:spacing w:after="288" w:line="240" w:lineRule="auto"/>
-        <w:ind w:left="0" w:hanging="2"/>
-        <w:rPr>
-          <w:rFonts w:ascii="Times New Roman" w:eastAsia="Times New Roman" w:hAnsi="Times New Roman" w:cs="Times New Roman"/>
-          <w:color w:val="FF0000"/>
-          <w:sz w:val="24"/>
-          <w:szCs w:val="24"/>
-        </w:rPr>
-      </w:pPr>
-    </w:p>
-    <w:p>
-      <w:pPr>
-        <w:pStyle w:val="2"/>
+        <w:pStyle w:val="Heading2"/>
         <w:spacing w:after="288" w:line="240" w:lineRule="auto"/>
         <w:ind w:left="2" w:hanging="4"/>
       </w:pPr>
       <w:bookmarkStart w:id="21" w:name="_heading=h.l255h4srdil5" w:colFirst="0" w:colLast="0"/>
       <w:bookmarkEnd w:id="21"/>
       <w:r>
-        <w:lastRenderedPageBreak/>
-        <w:t>19 квітня.  Прп. Йоана Старопечерника.</w:t>
-      </w:r>
-    </w:p>
-    <w:p>
-      <w:pPr>
-        <w:spacing w:after="288" w:line="240" w:lineRule="auto"/>
-        <w:ind w:left="0" w:hanging="2"/>
+        <w:t>19 квітня.</w:t>
+      </w:r>
+      <w:r>
+        <w:t xml:space="preserve"> </w:t>
+      </w:r>
+      <w:r>
+        <w:t>Прп. Йоана Старопечерника.</w:t>
+      </w:r>
+    </w:p>
+    <w:p>
+      <w:pPr>
+        <w:spacing w:after="288" w:line="240" w:lineRule="auto"/>
+        <w:ind w:left="0" w:hanging="2"/>
+        <w:outlineLvl w:val="9"/>
         <w:rPr>
           <w:rFonts w:ascii="Times New Roman" w:eastAsia="Times New Roman" w:hAnsi="Times New Roman" w:cs="Times New Roman"/>
           <w:sz w:val="24"/>
@@ -1900,6 +1815,7 @@
       <w:pPr>
         <w:spacing w:after="288" w:line="240" w:lineRule="auto"/>
         <w:ind w:left="0" w:hanging="2"/>
+        <w:outlineLvl w:val="9"/>
         <w:rPr>
           <w:rFonts w:ascii="Times New Roman" w:eastAsia="Times New Roman" w:hAnsi="Times New Roman" w:cs="Times New Roman"/>
           <w:sz w:val="24"/>
@@ -1922,36 +1838,29 @@
           <w:sz w:val="24"/>
           <w:szCs w:val="24"/>
         </w:rPr>
-        <w:t xml:space="preserve"> Божественним бажанням уразивши душу,* ти став відлюдником, блаженний;* багатство залишивши, поживу і славу,* убогим життям всечесно жив ти в чужих краях;* і мужньо ведучи безмовне життя,* досягнув ти, преподобний, звершення добрих учинків.* Тому з вірою кличемо до тебе:* моли Христа Бога, щоб прощення подав тим,* які з любов’ю вшановують святу пам’ять твою.  </w:t>
-      </w:r>
-    </w:p>
-    <w:p>
-      <w:pPr>
-        <w:spacing w:after="288" w:line="240" w:lineRule="auto"/>
-        <w:ind w:left="0" w:hanging="2"/>
-        <w:rPr>
-          <w:rFonts w:ascii="Times New Roman" w:eastAsia="Times New Roman" w:hAnsi="Times New Roman" w:cs="Times New Roman"/>
-          <w:color w:val="FF0000"/>
-          <w:sz w:val="24"/>
-          <w:szCs w:val="24"/>
-        </w:rPr>
-      </w:pPr>
-    </w:p>
-    <w:p>
-      <w:pPr>
-        <w:pStyle w:val="2"/>
+        <w:t xml:space="preserve"> Божественним бажанням уразивши душу,* ти став відлюдником, блаженний;* багатство залишивши, поживу і славу,* убогим життям всечесно жив ти в чужих краях;* і мужньо ведучи безмовне життя,* досягнув ти, преподобний, звершення добрих учинків.* Тому з вірою кличемо до тебе:* моли Христа Бога, щоб прощення подав тим,* які з любов’ю вшановують святу пам’ять твою.</w:t>
+      </w:r>
+      <w:r>
+        <w:rPr>
+          <w:rFonts w:ascii="Times New Roman" w:eastAsia="Times New Roman" w:hAnsi="Times New Roman" w:cs="Times New Roman"/>
+          <w:sz w:val="24"/>
+          <w:szCs w:val="24"/>
+        </w:rPr>
+        <w:t xml:space="preserve"> </w:t>
+      </w:r>
+    </w:p>
+    <w:p>
+      <w:pPr>
+        <w:pStyle w:val="Heading2"/>
         <w:spacing w:after="288" w:line="240" w:lineRule="auto"/>
         <w:ind w:left="2" w:hanging="4"/>
       </w:pPr>
       <w:bookmarkStart w:id="22" w:name="_heading=h.c4beg57ik0i4" w:colFirst="0" w:colLast="0"/>
       <w:bookmarkEnd w:id="22"/>
       <w:r>
-        <w:t xml:space="preserve">20 квітня. </w:t>
-      </w:r>
-      <w:r>
-        <w:rPr>
-          <w:i/>
-        </w:rPr>
+        <w:t>20 квітня.</w:t>
+      </w:r>
+      <w:r>
         <w:t xml:space="preserve"> </w:t>
       </w:r>
       <w:r>
@@ -1962,6 +1871,7 @@
       <w:pPr>
         <w:spacing w:after="288" w:line="240" w:lineRule="auto"/>
         <w:ind w:left="0" w:hanging="2"/>
+        <w:outlineLvl w:val="9"/>
         <w:rPr>
           <w:rFonts w:ascii="Times New Roman" w:eastAsia="Times New Roman" w:hAnsi="Times New Roman" w:cs="Times New Roman"/>
           <w:sz w:val="24"/>
@@ -1991,6 +1901,7 @@
       <w:pPr>
         <w:spacing w:after="288" w:line="240" w:lineRule="auto"/>
         <w:ind w:left="0" w:hanging="2"/>
+        <w:outlineLvl w:val="9"/>
         <w:rPr>
           <w:rFonts w:ascii="Times New Roman" w:eastAsia="Times New Roman" w:hAnsi="Times New Roman" w:cs="Times New Roman"/>
           <w:sz w:val="24"/>
@@ -2027,13 +1938,14 @@
     </w:p>
     <w:p>
       <w:pPr>
-        <w:pStyle w:val="2"/>
+        <w:pStyle w:val="Heading2"/>
         <w:spacing w:after="288" w:line="240" w:lineRule="auto"/>
         <w:ind w:left="2" w:hanging="4"/>
       </w:pPr>
       <w:bookmarkStart w:id="23" w:name="_heading=h.5djaohx9p1g5" w:colFirst="0" w:colLast="0"/>
       <w:bookmarkEnd w:id="23"/>
       <w:r>
+        <w:lastRenderedPageBreak/>
         <w:t xml:space="preserve">21 квітня. Святого священномученика Януарія і тих, що з ним. </w:t>
       </w:r>
     </w:p>
@@ -2041,6 +1953,7 @@
       <w:pPr>
         <w:spacing w:after="288" w:line="240" w:lineRule="auto"/>
         <w:ind w:left="0" w:hanging="2"/>
+        <w:outlineLvl w:val="9"/>
         <w:rPr>
           <w:rFonts w:ascii="Times New Roman" w:eastAsia="Times New Roman" w:hAnsi="Times New Roman" w:cs="Times New Roman"/>
           <w:sz w:val="24"/>
@@ -2070,6 +1983,7 @@
       <w:pPr>
         <w:spacing w:after="288" w:line="240" w:lineRule="auto"/>
         <w:ind w:left="0" w:hanging="2"/>
+        <w:outlineLvl w:val="9"/>
         <w:rPr>
           <w:rFonts w:ascii="Times New Roman" w:eastAsia="Times New Roman" w:hAnsi="Times New Roman" w:cs="Times New Roman"/>
           <w:sz w:val="24"/>
@@ -2097,19 +2011,7 @@
     </w:p>
     <w:p>
       <w:pPr>
-        <w:spacing w:after="288" w:line="240" w:lineRule="auto"/>
-        <w:ind w:left="0" w:hanging="2"/>
-        <w:rPr>
-          <w:rFonts w:ascii="Times New Roman" w:eastAsia="Times New Roman" w:hAnsi="Times New Roman" w:cs="Times New Roman"/>
-          <w:color w:val="FF0000"/>
-          <w:sz w:val="24"/>
-          <w:szCs w:val="24"/>
-        </w:rPr>
-      </w:pPr>
-    </w:p>
-    <w:p>
-      <w:pPr>
-        <w:pStyle w:val="2"/>
+        <w:pStyle w:val="Heading2"/>
         <w:spacing w:after="288" w:line="240" w:lineRule="auto"/>
         <w:ind w:left="2" w:hanging="4"/>
       </w:pPr>
@@ -2123,6 +2025,7 @@
       <w:pPr>
         <w:spacing w:after="288" w:line="240" w:lineRule="auto"/>
         <w:ind w:left="0" w:hanging="2"/>
+        <w:outlineLvl w:val="9"/>
         <w:rPr>
           <w:rFonts w:ascii="Times New Roman" w:eastAsia="Times New Roman" w:hAnsi="Times New Roman" w:cs="Times New Roman"/>
           <w:sz w:val="24"/>
@@ -2152,21 +2055,21 @@
       <w:pPr>
         <w:spacing w:after="288" w:line="240" w:lineRule="auto"/>
         <w:ind w:left="0" w:hanging="2"/>
-        <w:rPr>
-          <w:rFonts w:ascii="Times New Roman" w:eastAsia="Times New Roman" w:hAnsi="Times New Roman" w:cs="Times New Roman"/>
-          <w:sz w:val="24"/>
-          <w:szCs w:val="24"/>
-        </w:rPr>
-      </w:pPr>
-      <w:r>
-        <w:rPr>
-          <w:rFonts w:ascii="Times New Roman" w:eastAsia="Times New Roman" w:hAnsi="Times New Roman" w:cs="Times New Roman"/>
-          <w:i/>
-          <w:color w:val="FF0000"/>
-          <w:sz w:val="24"/>
-          <w:szCs w:val="24"/>
-        </w:rPr>
-        <w:lastRenderedPageBreak/>
+        <w:outlineLvl w:val="9"/>
+        <w:rPr>
+          <w:rFonts w:ascii="Times New Roman" w:eastAsia="Times New Roman" w:hAnsi="Times New Roman" w:cs="Times New Roman"/>
+          <w:sz w:val="24"/>
+          <w:szCs w:val="24"/>
+        </w:rPr>
+      </w:pPr>
+      <w:r>
+        <w:rPr>
+          <w:rFonts w:ascii="Times New Roman" w:eastAsia="Times New Roman" w:hAnsi="Times New Roman" w:cs="Times New Roman"/>
+          <w:i/>
+          <w:color w:val="FF0000"/>
+          <w:sz w:val="24"/>
+          <w:szCs w:val="24"/>
+        </w:rPr>
         <w:t>Кондак (г. 3):</w:t>
       </w:r>
       <w:r>
@@ -2180,32 +2083,27 @@
     </w:p>
     <w:p>
       <w:pPr>
-        <w:spacing w:after="288" w:line="240" w:lineRule="auto"/>
-        <w:ind w:left="0" w:hanging="2"/>
-        <w:rPr>
-          <w:rFonts w:ascii="Times New Roman" w:eastAsia="Times New Roman" w:hAnsi="Times New Roman" w:cs="Times New Roman"/>
-          <w:color w:val="FF0000"/>
-          <w:sz w:val="24"/>
-          <w:szCs w:val="24"/>
-        </w:rPr>
-      </w:pPr>
-    </w:p>
-    <w:p>
-      <w:pPr>
-        <w:pStyle w:val="2"/>
+        <w:pStyle w:val="Heading2"/>
         <w:spacing w:after="288" w:line="240" w:lineRule="auto"/>
         <w:ind w:left="2" w:hanging="4"/>
       </w:pPr>
       <w:bookmarkStart w:id="25" w:name="_heading=h.yrxo7tqu2ynw" w:colFirst="0" w:colLast="0"/>
       <w:bookmarkEnd w:id="25"/>
       <w:r>
-        <w:t>23 квітня.  + Св. влкмч. побідоносця і чудотворця Юрія.</w:t>
-      </w:r>
-    </w:p>
-    <w:p>
-      <w:pPr>
-        <w:spacing w:after="288" w:line="240" w:lineRule="auto"/>
-        <w:ind w:left="0" w:hanging="2"/>
+        <w:t>23 квітня.</w:t>
+      </w:r>
+      <w:r>
+        <w:t xml:space="preserve"> </w:t>
+      </w:r>
+      <w:r>
+        <w:t>+ Св. влкмч. побідоносця і чудотворця Юрія.</w:t>
+      </w:r>
+    </w:p>
+    <w:p>
+      <w:pPr>
+        <w:spacing w:after="288" w:line="240" w:lineRule="auto"/>
+        <w:ind w:left="0" w:hanging="2"/>
+        <w:outlineLvl w:val="9"/>
         <w:rPr>
           <w:rFonts w:ascii="Times New Roman" w:eastAsia="Times New Roman" w:hAnsi="Times New Roman" w:cs="Times New Roman"/>
           <w:sz w:val="24"/>
@@ -2235,6 +2133,7 @@
       <w:pPr>
         <w:spacing w:after="288" w:line="240" w:lineRule="auto"/>
         <w:ind w:left="0" w:hanging="2"/>
+        <w:outlineLvl w:val="9"/>
         <w:rPr>
           <w:rFonts w:ascii="Times New Roman" w:eastAsia="Times New Roman" w:hAnsi="Times New Roman" w:cs="Times New Roman"/>
           <w:sz w:val="24"/>
@@ -2262,32 +2161,27 @@
     </w:p>
     <w:p>
       <w:pPr>
-        <w:spacing w:after="288" w:line="240" w:lineRule="auto"/>
-        <w:ind w:left="0" w:hanging="2"/>
-        <w:rPr>
-          <w:rFonts w:ascii="Times New Roman" w:eastAsia="Times New Roman" w:hAnsi="Times New Roman" w:cs="Times New Roman"/>
-          <w:color w:val="FF0000"/>
-          <w:sz w:val="24"/>
-          <w:szCs w:val="24"/>
-        </w:rPr>
-      </w:pPr>
-    </w:p>
-    <w:p>
-      <w:pPr>
-        <w:pStyle w:val="2"/>
+        <w:pStyle w:val="Heading2"/>
         <w:spacing w:after="288" w:line="240" w:lineRule="auto"/>
         <w:ind w:left="2" w:hanging="4"/>
       </w:pPr>
       <w:bookmarkStart w:id="26" w:name="_heading=h.q9ddgsw2hzru" w:colFirst="0" w:colLast="0"/>
       <w:bookmarkEnd w:id="26"/>
       <w:r>
-        <w:t>24 квітня.  Св. мч. Сави Стратилата.</w:t>
-      </w:r>
-    </w:p>
-    <w:p>
-      <w:pPr>
-        <w:spacing w:after="288" w:line="240" w:lineRule="auto"/>
-        <w:ind w:left="0" w:hanging="2"/>
+        <w:t>24 квітня.</w:t>
+      </w:r>
+      <w:r>
+        <w:t xml:space="preserve"> </w:t>
+      </w:r>
+      <w:r>
+        <w:t>Св. мч. Сави Стратилата.</w:t>
+      </w:r>
+    </w:p>
+    <w:p>
+      <w:pPr>
+        <w:spacing w:after="288" w:line="240" w:lineRule="auto"/>
+        <w:ind w:left="0" w:hanging="2"/>
+        <w:outlineLvl w:val="9"/>
         <w:rPr>
           <w:rFonts w:ascii="Times New Roman" w:eastAsia="Times New Roman" w:hAnsi="Times New Roman" w:cs="Times New Roman"/>
           <w:sz w:val="24"/>
@@ -2317,6 +2211,7 @@
       <w:pPr>
         <w:spacing w:after="288" w:line="240" w:lineRule="auto"/>
         <w:ind w:left="0" w:hanging="2"/>
+        <w:outlineLvl w:val="9"/>
         <w:rPr>
           <w:rFonts w:ascii="Times New Roman" w:eastAsia="Times New Roman" w:hAnsi="Times New Roman" w:cs="Times New Roman"/>
           <w:sz w:val="24"/>
@@ -2345,32 +2240,28 @@
     </w:p>
     <w:p>
       <w:pPr>
-        <w:spacing w:after="288" w:line="240" w:lineRule="auto"/>
-        <w:ind w:left="0" w:hanging="2"/>
-        <w:rPr>
-          <w:rFonts w:ascii="Times New Roman" w:eastAsia="Times New Roman" w:hAnsi="Times New Roman" w:cs="Times New Roman"/>
-          <w:color w:val="FF0000"/>
-          <w:sz w:val="24"/>
-          <w:szCs w:val="24"/>
-        </w:rPr>
-      </w:pPr>
-    </w:p>
-    <w:p>
-      <w:pPr>
-        <w:pStyle w:val="2"/>
+        <w:pStyle w:val="Heading2"/>
         <w:spacing w:after="288" w:line="240" w:lineRule="auto"/>
         <w:ind w:left="2" w:hanging="4"/>
       </w:pPr>
       <w:bookmarkStart w:id="27" w:name="_heading=h.h8zyz01lp149" w:colFirst="0" w:colLast="0"/>
       <w:bookmarkEnd w:id="27"/>
       <w:r>
-        <w:t>25 квітня.  + Св. ап. і єв. Марка.</w:t>
-      </w:r>
-    </w:p>
-    <w:p>
-      <w:pPr>
-        <w:spacing w:after="288" w:line="240" w:lineRule="auto"/>
-        <w:ind w:left="0" w:hanging="2"/>
+        <w:lastRenderedPageBreak/>
+        <w:t>25 квітня.</w:t>
+      </w:r>
+      <w:r>
+        <w:t xml:space="preserve"> </w:t>
+      </w:r>
+      <w:r>
+        <w:t>+ Св. ап. і єв. Марка.</w:t>
+      </w:r>
+    </w:p>
+    <w:p>
+      <w:pPr>
+        <w:spacing w:after="288" w:line="240" w:lineRule="auto"/>
+        <w:ind w:left="0" w:hanging="2"/>
+        <w:outlineLvl w:val="9"/>
         <w:rPr>
           <w:rFonts w:ascii="Times New Roman" w:eastAsia="Times New Roman" w:hAnsi="Times New Roman" w:cs="Times New Roman"/>
           <w:sz w:val="24"/>
@@ -2409,6 +2300,7 @@
       <w:pPr>
         <w:spacing w:after="288" w:line="240" w:lineRule="auto"/>
         <w:ind w:left="0" w:hanging="2"/>
+        <w:outlineLvl w:val="9"/>
         <w:rPr>
           <w:rFonts w:ascii="Times New Roman" w:eastAsia="Times New Roman" w:hAnsi="Times New Roman" w:cs="Times New Roman"/>
           <w:sz w:val="24"/>
@@ -2436,32 +2328,27 @@
     </w:p>
     <w:p>
       <w:pPr>
-        <w:spacing w:after="288" w:line="240" w:lineRule="auto"/>
-        <w:ind w:left="0" w:hanging="2"/>
-        <w:rPr>
-          <w:rFonts w:ascii="Times New Roman" w:eastAsia="Times New Roman" w:hAnsi="Times New Roman" w:cs="Times New Roman"/>
-          <w:color w:val="FF0000"/>
-          <w:sz w:val="24"/>
-          <w:szCs w:val="24"/>
-        </w:rPr>
-      </w:pPr>
-    </w:p>
-    <w:p>
-      <w:pPr>
-        <w:pStyle w:val="2"/>
+        <w:pStyle w:val="Heading2"/>
         <w:spacing w:after="288" w:line="240" w:lineRule="auto"/>
         <w:ind w:left="2" w:hanging="4"/>
       </w:pPr>
       <w:bookmarkStart w:id="28" w:name="_heading=h.1vhdaoqizbuw" w:colFirst="0" w:colLast="0"/>
       <w:bookmarkEnd w:id="28"/>
       <w:r>
-        <w:t>26 квітня.  Св. свщмч. Василія, єп. Амасійського.</w:t>
-      </w:r>
-    </w:p>
-    <w:p>
-      <w:pPr>
-        <w:spacing w:after="288" w:line="240" w:lineRule="auto"/>
-        <w:ind w:left="0" w:hanging="2"/>
+        <w:t>26 квітня.</w:t>
+      </w:r>
+      <w:r>
+        <w:t xml:space="preserve"> </w:t>
+      </w:r>
+      <w:r>
+        <w:t>Св. свщмч. Василія, єп. Амасійського.</w:t>
+      </w:r>
+    </w:p>
+    <w:p>
+      <w:pPr>
+        <w:spacing w:after="288" w:line="240" w:lineRule="auto"/>
+        <w:ind w:left="0" w:hanging="2"/>
+        <w:outlineLvl w:val="9"/>
         <w:rPr>
           <w:rFonts w:ascii="Times New Roman" w:eastAsia="Times New Roman" w:hAnsi="Times New Roman" w:cs="Times New Roman"/>
           <w:sz w:val="24"/>
@@ -2522,6 +2409,7 @@
       <w:pPr>
         <w:spacing w:after="288" w:line="240" w:lineRule="auto"/>
         <w:ind w:left="0" w:hanging="2"/>
+        <w:outlineLvl w:val="9"/>
         <w:rPr>
           <w:rFonts w:ascii="Times New Roman" w:eastAsia="Times New Roman" w:hAnsi="Times New Roman" w:cs="Times New Roman"/>
           <w:sz w:val="24"/>
@@ -2549,19 +2437,7 @@
     </w:p>
     <w:p>
       <w:pPr>
-        <w:spacing w:after="288" w:line="240" w:lineRule="auto"/>
-        <w:ind w:left="0" w:hanging="2"/>
-        <w:rPr>
-          <w:rFonts w:ascii="Times New Roman" w:eastAsia="Times New Roman" w:hAnsi="Times New Roman" w:cs="Times New Roman"/>
-          <w:color w:val="FF0000"/>
-          <w:sz w:val="24"/>
-          <w:szCs w:val="24"/>
-        </w:rPr>
-      </w:pPr>
-    </w:p>
-    <w:p>
-      <w:pPr>
-        <w:pStyle w:val="2"/>
+        <w:pStyle w:val="Heading2"/>
         <w:spacing w:after="288" w:line="240" w:lineRule="auto"/>
         <w:ind w:left="2" w:hanging="4"/>
       </w:pPr>
@@ -2575,6 +2451,7 @@
       <w:pPr>
         <w:spacing w:after="288" w:line="240" w:lineRule="auto"/>
         <w:ind w:left="0" w:hanging="2"/>
+        <w:outlineLvl w:val="9"/>
         <w:rPr>
           <w:rFonts w:ascii="Times New Roman" w:eastAsia="Times New Roman" w:hAnsi="Times New Roman" w:cs="Times New Roman"/>
           <w:sz w:val="24"/>
@@ -2604,6 +2481,7 @@
       <w:pPr>
         <w:spacing w:after="288" w:line="240" w:lineRule="auto"/>
         <w:ind w:left="0" w:hanging="2"/>
+        <w:outlineLvl w:val="9"/>
         <w:rPr>
           <w:rFonts w:ascii="Times New Roman" w:eastAsia="Times New Roman" w:hAnsi="Times New Roman" w:cs="Times New Roman"/>
           <w:sz w:val="24"/>
@@ -2631,7 +2509,7 @@
     </w:p>
     <w:p>
       <w:pPr>
-        <w:pStyle w:val="3"/>
+        <w:pStyle w:val="Heading3"/>
         <w:spacing w:after="288" w:line="240" w:lineRule="auto"/>
         <w:ind w:left="1" w:hanging="3"/>
       </w:pPr>
@@ -2643,31 +2521,25 @@
     </w:p>
     <w:p>
       <w:pPr>
-        <w:spacing w:after="288" w:line="240" w:lineRule="auto"/>
-        <w:ind w:left="0" w:hanging="2"/>
-        <w:rPr>
-          <w:rFonts w:ascii="Times New Roman" w:eastAsia="Times New Roman" w:hAnsi="Times New Roman" w:cs="Times New Roman"/>
-          <w:color w:val="FF0000"/>
-          <w:sz w:val="24"/>
-          <w:szCs w:val="24"/>
-        </w:rPr>
-      </w:pPr>
-    </w:p>
-    <w:p>
-      <w:pPr>
-        <w:pStyle w:val="2"/>
+        <w:pStyle w:val="Heading2"/>
         <w:spacing w:after="288" w:line="240" w:lineRule="auto"/>
         <w:ind w:left="2" w:hanging="4"/>
       </w:pPr>
       <w:bookmarkStart w:id="31" w:name="_heading=h.t6oc61y77he2" w:colFirst="0" w:colLast="0"/>
       <w:bookmarkEnd w:id="31"/>
       <w:r>
-        <w:t>28 квітня.  Свв. апп. Ясона й Сосипатра.</w:t>
-      </w:r>
-    </w:p>
-    <w:p>
-      <w:pPr>
-        <w:pStyle w:val="3"/>
+        <w:t>28 квітня.</w:t>
+      </w:r>
+      <w:r>
+        <w:t xml:space="preserve"> </w:t>
+      </w:r>
+      <w:r>
+        <w:t>Свв. апп. Ясона й Сосипатра.</w:t>
+      </w:r>
+    </w:p>
+    <w:p>
+      <w:pPr>
+        <w:pStyle w:val="Heading3"/>
         <w:spacing w:after="288" w:line="240" w:lineRule="auto"/>
         <w:ind w:left="1" w:hanging="3"/>
       </w:pPr>
@@ -2681,6 +2553,7 @@
       <w:pPr>
         <w:spacing w:after="288" w:line="240" w:lineRule="auto"/>
         <w:ind w:left="0" w:hanging="2"/>
+        <w:outlineLvl w:val="9"/>
         <w:rPr>
           <w:rFonts w:ascii="Times New Roman" w:eastAsia="Times New Roman" w:hAnsi="Times New Roman" w:cs="Times New Roman"/>
           <w:sz w:val="24"/>
@@ -2722,6 +2595,7 @@
       <w:pPr>
         <w:spacing w:after="288" w:line="240" w:lineRule="auto"/>
         <w:ind w:left="0" w:hanging="2"/>
+        <w:outlineLvl w:val="9"/>
         <w:rPr>
           <w:rFonts w:ascii="Times New Roman" w:eastAsia="Times New Roman" w:hAnsi="Times New Roman" w:cs="Times New Roman"/>
           <w:sz w:val="24"/>
@@ -2749,13 +2623,14 @@
     </w:p>
     <w:p>
       <w:pPr>
-        <w:pStyle w:val="3"/>
+        <w:pStyle w:val="Heading3"/>
         <w:spacing w:after="288" w:line="240" w:lineRule="auto"/>
         <w:ind w:left="1" w:hanging="3"/>
       </w:pPr>
       <w:bookmarkStart w:id="33" w:name="_heading=h.dovxvnnx9bph" w:colFirst="0" w:colLast="0"/>
       <w:bookmarkEnd w:id="33"/>
       <w:r>
+        <w:lastRenderedPageBreak/>
         <w:t xml:space="preserve">Свв. мчч. Дади, Максима й Кинтиліяна. </w:t>
       </w:r>
     </w:p>
@@ -2763,6 +2638,7 @@
       <w:pPr>
         <w:spacing w:after="288" w:line="240" w:lineRule="auto"/>
         <w:ind w:left="0" w:hanging="2"/>
+        <w:outlineLvl w:val="9"/>
         <w:rPr>
           <w:rFonts w:ascii="Times New Roman" w:eastAsia="Times New Roman" w:hAnsi="Times New Roman" w:cs="Times New Roman"/>
           <w:sz w:val="24"/>
@@ -2804,21 +2680,21 @@
       <w:pPr>
         <w:spacing w:after="288" w:line="240" w:lineRule="auto"/>
         <w:ind w:left="0" w:hanging="2"/>
-        <w:rPr>
-          <w:rFonts w:ascii="Times New Roman" w:eastAsia="Times New Roman" w:hAnsi="Times New Roman" w:cs="Times New Roman"/>
-          <w:sz w:val="24"/>
-          <w:szCs w:val="24"/>
-        </w:rPr>
-      </w:pPr>
-      <w:r>
-        <w:rPr>
-          <w:rFonts w:ascii="Times New Roman" w:eastAsia="Times New Roman" w:hAnsi="Times New Roman" w:cs="Times New Roman"/>
-          <w:i/>
-          <w:color w:val="FF0000"/>
-          <w:sz w:val="24"/>
-          <w:szCs w:val="24"/>
-        </w:rPr>
-        <w:lastRenderedPageBreak/>
+        <w:outlineLvl w:val="9"/>
+        <w:rPr>
+          <w:rFonts w:ascii="Times New Roman" w:eastAsia="Times New Roman" w:hAnsi="Times New Roman" w:cs="Times New Roman"/>
+          <w:sz w:val="24"/>
+          <w:szCs w:val="24"/>
+        </w:rPr>
+      </w:pPr>
+      <w:r>
+        <w:rPr>
+          <w:rFonts w:ascii="Times New Roman" w:eastAsia="Times New Roman" w:hAnsi="Times New Roman" w:cs="Times New Roman"/>
+          <w:i/>
+          <w:color w:val="FF0000"/>
+          <w:sz w:val="24"/>
+          <w:szCs w:val="24"/>
+        </w:rPr>
         <w:t>Кондак (г. 1):</w:t>
       </w:r>
       <w:r>
@@ -2832,7 +2708,7 @@
     </w:p>
     <w:p>
       <w:pPr>
-        <w:pStyle w:val="3"/>
+        <w:pStyle w:val="Heading3"/>
         <w:spacing w:after="288" w:line="240" w:lineRule="auto"/>
         <w:ind w:left="1" w:hanging="3"/>
       </w:pPr>
@@ -2846,6 +2722,7 @@
       <w:pPr>
         <w:spacing w:after="288" w:line="240" w:lineRule="auto"/>
         <w:ind w:left="0" w:hanging="2"/>
+        <w:outlineLvl w:val="9"/>
         <w:rPr>
           <w:rFonts w:ascii="Times New Roman" w:eastAsia="Times New Roman" w:hAnsi="Times New Roman" w:cs="Times New Roman"/>
           <w:sz w:val="24"/>
@@ -2875,6 +2752,7 @@
       <w:pPr>
         <w:spacing w:after="288" w:line="240" w:lineRule="auto"/>
         <w:ind w:left="0" w:hanging="2"/>
+        <w:outlineLvl w:val="9"/>
         <w:rPr>
           <w:rFonts w:ascii="Times New Roman" w:eastAsia="Times New Roman" w:hAnsi="Times New Roman" w:cs="Times New Roman"/>
           <w:sz w:val="24"/>
@@ -2902,19 +2780,7 @@
     </w:p>
     <w:p>
       <w:pPr>
-        <w:spacing w:after="288" w:line="240" w:lineRule="auto"/>
-        <w:ind w:left="0" w:hanging="2"/>
-        <w:rPr>
-          <w:rFonts w:ascii="Times New Roman" w:eastAsia="Times New Roman" w:hAnsi="Times New Roman" w:cs="Times New Roman"/>
-          <w:color w:val="FF0000"/>
-          <w:sz w:val="24"/>
-          <w:szCs w:val="24"/>
-        </w:rPr>
-      </w:pPr>
-    </w:p>
-    <w:p>
-      <w:pPr>
-        <w:pStyle w:val="2"/>
+        <w:pStyle w:val="Heading2"/>
         <w:ind w:left="2" w:hanging="4"/>
       </w:pPr>
       <w:bookmarkStart w:id="35" w:name="_heading=h.qs4f7u9zvps6" w:colFirst="0" w:colLast="0"/>
@@ -2925,7 +2791,7 @@
     </w:p>
     <w:p>
       <w:pPr>
-        <w:pStyle w:val="3"/>
+        <w:pStyle w:val="Heading3"/>
         <w:spacing w:after="288" w:line="240" w:lineRule="auto"/>
         <w:ind w:left="1" w:hanging="3"/>
       </w:pPr>
@@ -2939,6 +2805,7 @@
       <w:pPr>
         <w:spacing w:after="288" w:line="240" w:lineRule="auto"/>
         <w:ind w:left="0" w:hanging="2"/>
+        <w:outlineLvl w:val="9"/>
         <w:rPr>
           <w:rFonts w:ascii="Times New Roman" w:eastAsia="Times New Roman" w:hAnsi="Times New Roman" w:cs="Times New Roman"/>
           <w:sz w:val="24"/>
@@ -2980,6 +2847,7 @@
       <w:pPr>
         <w:spacing w:after="288" w:line="240" w:lineRule="auto"/>
         <w:ind w:left="0" w:hanging="2"/>
+        <w:outlineLvl w:val="9"/>
         <w:rPr>
           <w:rFonts w:ascii="Times New Roman" w:eastAsia="Times New Roman" w:hAnsi="Times New Roman" w:cs="Times New Roman"/>
           <w:sz w:val="24"/>
@@ -3007,20 +2875,24 @@
     </w:p>
     <w:p>
       <w:pPr>
-        <w:pStyle w:val="3"/>
+        <w:pStyle w:val="Heading3"/>
         <w:spacing w:after="288" w:line="240" w:lineRule="auto"/>
         <w:ind w:left="1" w:hanging="3"/>
       </w:pPr>
       <w:bookmarkStart w:id="37" w:name="_heading=h.l2iphgu03nd3" w:colFirst="0" w:colLast="0"/>
       <w:bookmarkEnd w:id="37"/>
       <w:r>
-        <w:t>В той же день прп. Мемнона, чудотворця.</w:t>
-      </w:r>
-    </w:p>
-    <w:p>
-      <w:pPr>
-        <w:spacing w:after="288" w:line="240" w:lineRule="auto"/>
-        <w:ind w:left="0" w:hanging="2"/>
+        <w:t>П</w:t>
+      </w:r>
+      <w:r>
+        <w:t>рп. Мемнона, чудотворця.</w:t>
+      </w:r>
+    </w:p>
+    <w:p>
+      <w:pPr>
+        <w:spacing w:after="288" w:line="240" w:lineRule="auto"/>
+        <w:ind w:left="0" w:hanging="2"/>
+        <w:outlineLvl w:val="9"/>
         <w:rPr>
           <w:rFonts w:ascii="Times New Roman" w:eastAsia="Times New Roman" w:hAnsi="Times New Roman" w:cs="Times New Roman"/>
           <w:sz w:val="24"/>
@@ -3062,6 +2934,7 @@
       <w:pPr>
         <w:spacing w:after="288" w:line="240" w:lineRule="auto"/>
         <w:ind w:left="0" w:hanging="2"/>
+        <w:outlineLvl w:val="9"/>
         <w:rPr>
           <w:rFonts w:ascii="Times New Roman" w:eastAsia="Times New Roman" w:hAnsi="Times New Roman" w:cs="Times New Roman"/>
           <w:sz w:val="24"/>
@@ -3093,38 +2966,41 @@
           <w:sz w:val="24"/>
           <w:szCs w:val="24"/>
         </w:rPr>
-        <w:t>Як зорю світловидну,* яка чеснотами і чудес зорями світ просвіщає,* всі тебе возхваляємо, блаженний,* бо став ти причасником божественної світлості* і до сяйва незахідного прийшов єси, Мемноне,* тому й світлоносну пам’ять твою завжди почитаємо,* Спаса прославляючи.</w:t>
-      </w:r>
-    </w:p>
-    <w:p>
-      <w:pPr>
-        <w:spacing w:after="288" w:line="240" w:lineRule="auto"/>
-        <w:ind w:left="0" w:hanging="2"/>
-        <w:rPr>
-          <w:rFonts w:ascii="Times New Roman" w:eastAsia="Times New Roman" w:hAnsi="Times New Roman" w:cs="Times New Roman"/>
-          <w:color w:val="FF0000"/>
-          <w:sz w:val="24"/>
-          <w:szCs w:val="24"/>
-        </w:rPr>
-      </w:pPr>
-    </w:p>
-    <w:p>
-      <w:pPr>
-        <w:pStyle w:val="2"/>
+        <w:t xml:space="preserve">Як зорю світловидну,* яка чеснотами і чудес зорями світ просвіщає,* всі тебе возхваляємо, блаженний,* бо став ти причасником божественної світлості* і до </w:t>
+      </w:r>
+      <w:r>
+        <w:rPr>
+          <w:rFonts w:ascii="Times New Roman" w:eastAsia="Times New Roman" w:hAnsi="Times New Roman" w:cs="Times New Roman"/>
+          <w:sz w:val="24"/>
+          <w:szCs w:val="24"/>
+        </w:rPr>
+        <w:lastRenderedPageBreak/>
+        <w:t>сяйва незахідного прийшов єси, Мемноне,* тому й світлоносну пам’ять твою завжди почитаємо,* Спаса прославляючи.</w:t>
+      </w:r>
+    </w:p>
+    <w:p>
+      <w:pPr>
+        <w:pStyle w:val="Heading2"/>
         <w:spacing w:after="288" w:line="240" w:lineRule="auto"/>
         <w:ind w:left="2" w:hanging="4"/>
       </w:pPr>
       <w:bookmarkStart w:id="38" w:name="_heading=h.pr2xne8wkuxm" w:colFirst="0" w:colLast="0"/>
       <w:bookmarkEnd w:id="38"/>
       <w:r>
-        <w:lastRenderedPageBreak/>
-        <w:t>30  квітня. + Св. ап. Якова, брата св. Йоана Богослова.</w:t>
-      </w:r>
-    </w:p>
-    <w:p>
-      <w:pPr>
-        <w:spacing w:after="288" w:line="240" w:lineRule="auto"/>
-        <w:ind w:left="0" w:hanging="2"/>
+        <w:t>30</w:t>
+      </w:r>
+      <w:r>
+        <w:t xml:space="preserve"> </w:t>
+      </w:r>
+      <w:r>
+        <w:t>квітня. + Св. ап. Якова, брата св. Йоана Богослова.</w:t>
+      </w:r>
+    </w:p>
+    <w:p>
+      <w:pPr>
+        <w:spacing w:after="288" w:line="240" w:lineRule="auto"/>
+        <w:ind w:left="0" w:hanging="2"/>
+        <w:outlineLvl w:val="9"/>
         <w:rPr>
           <w:rFonts w:ascii="Times New Roman" w:eastAsia="Times New Roman" w:hAnsi="Times New Roman" w:cs="Times New Roman"/>
           <w:sz w:val="24"/>
@@ -3154,6 +3030,7 @@
       <w:pPr>
         <w:spacing w:after="288" w:line="240" w:lineRule="auto"/>
         <w:ind w:left="0" w:hanging="2"/>
+        <w:outlineLvl w:val="9"/>
         <w:rPr>
           <w:rFonts w:ascii="Times New Roman" w:eastAsia="Times New Roman" w:hAnsi="Times New Roman" w:cs="Times New Roman"/>
           <w:sz w:val="24"/>
@@ -3187,18 +3064,6 @@
         </w:rPr>
         <w:t>Божественний голос, що кликав тебе,* почувши, любов отця відхилив ти* і прийшов єси до Христа, Якове славний, з рідним твоїм* і з ним удостоївся ти бачити Господнє божественне переображення.</w:t>
       </w:r>
-    </w:p>
-    <w:p>
-      <w:pPr>
-        <w:spacing w:after="120" w:line="240" w:lineRule="auto"/>
-        <w:ind w:left="0" w:hanging="2"/>
-        <w:jc w:val="both"/>
-        <w:rPr>
-          <w:rFonts w:ascii="Times New Roman" w:eastAsia="Times New Roman" w:hAnsi="Times New Roman" w:cs="Times New Roman"/>
-          <w:sz w:val="24"/>
-          <w:szCs w:val="24"/>
-        </w:rPr>
-      </w:pPr>
     </w:p>
     <w:sectPr>
       <w:pgSz w:w="11906" w:h="16838"/>
@@ -3606,7 +3471,7 @@
     <w:lsdException w:name="Unresolved Mention" w:semiHidden="1" w:unhideWhenUsed="1"/>
     <w:lsdException w:name="Smart Link" w:semiHidden="1" w:unhideWhenUsed="1"/>
   </w:latentStyles>
-  <w:style w:type="paragraph" w:default="1" w:styleId="a">
+  <w:style w:type="paragraph" w:default="1" w:styleId="Normal">
     <w:name w:val="Normal"/>
     <w:qFormat/>
     <w:pPr>
@@ -3621,10 +3486,10 @@
       <w:lang w:eastAsia="en-US"/>
     </w:rPr>
   </w:style>
-  <w:style w:type="paragraph" w:styleId="1">
+  <w:style w:type="paragraph" w:styleId="Heading1">
     <w:name w:val="heading 1"/>
-    <w:basedOn w:val="a"/>
-    <w:next w:val="a"/>
+    <w:basedOn w:val="Normal"/>
+    <w:next w:val="Normal"/>
     <w:uiPriority w:val="9"/>
     <w:qFormat/>
     <w:pPr>
@@ -3638,10 +3503,10 @@
       <w:szCs w:val="48"/>
     </w:rPr>
   </w:style>
-  <w:style w:type="paragraph" w:styleId="2">
+  <w:style w:type="paragraph" w:styleId="Heading2">
     <w:name w:val="heading 2"/>
-    <w:basedOn w:val="a"/>
-    <w:next w:val="a"/>
+    <w:basedOn w:val="Normal"/>
+    <w:next w:val="Normal"/>
     <w:uiPriority w:val="9"/>
     <w:unhideWhenUsed/>
     <w:qFormat/>
@@ -3657,10 +3522,10 @@
       <w:szCs w:val="36"/>
     </w:rPr>
   </w:style>
-  <w:style w:type="paragraph" w:styleId="3">
+  <w:style w:type="paragraph" w:styleId="Heading3">
     <w:name w:val="heading 3"/>
-    <w:basedOn w:val="a"/>
-    <w:next w:val="a"/>
+    <w:basedOn w:val="Normal"/>
+    <w:next w:val="Normal"/>
     <w:uiPriority w:val="9"/>
     <w:unhideWhenUsed/>
     <w:qFormat/>
@@ -3676,10 +3541,10 @@
       <w:szCs w:val="28"/>
     </w:rPr>
   </w:style>
-  <w:style w:type="paragraph" w:styleId="4">
+  <w:style w:type="paragraph" w:styleId="Heading4">
     <w:name w:val="heading 4"/>
-    <w:basedOn w:val="a"/>
-    <w:next w:val="a"/>
+    <w:basedOn w:val="Normal"/>
+    <w:next w:val="Normal"/>
     <w:uiPriority w:val="9"/>
     <w:semiHidden/>
     <w:unhideWhenUsed/>
@@ -3696,10 +3561,10 @@
       <w:szCs w:val="24"/>
     </w:rPr>
   </w:style>
-  <w:style w:type="paragraph" w:styleId="5">
+  <w:style w:type="paragraph" w:styleId="Heading5">
     <w:name w:val="heading 5"/>
-    <w:basedOn w:val="a"/>
-    <w:next w:val="a"/>
+    <w:basedOn w:val="Normal"/>
+    <w:next w:val="Normal"/>
     <w:uiPriority w:val="9"/>
     <w:semiHidden/>
     <w:unhideWhenUsed/>
@@ -3714,10 +3579,10 @@
       <w:b/>
     </w:rPr>
   </w:style>
-  <w:style w:type="paragraph" w:styleId="6">
+  <w:style w:type="paragraph" w:styleId="Heading6">
     <w:name w:val="heading 6"/>
-    <w:basedOn w:val="a"/>
-    <w:next w:val="a"/>
+    <w:basedOn w:val="Normal"/>
+    <w:next w:val="Normal"/>
     <w:uiPriority w:val="9"/>
     <w:semiHidden/>
     <w:unhideWhenUsed/>
@@ -3734,13 +3599,13 @@
       <w:szCs w:val="20"/>
     </w:rPr>
   </w:style>
-  <w:style w:type="character" w:default="1" w:styleId="a0">
+  <w:style w:type="character" w:default="1" w:styleId="DefaultParagraphFont">
     <w:name w:val="Default Paragraph Font"/>
     <w:uiPriority w:val="1"/>
     <w:semiHidden/>
     <w:unhideWhenUsed/>
   </w:style>
-  <w:style w:type="table" w:default="1" w:styleId="a1">
+  <w:style w:type="table" w:default="1" w:styleId="TableNormal">
     <w:name w:val="Normal Table"/>
     <w:uiPriority w:val="99"/>
     <w:semiHidden/>
@@ -3755,14 +3620,14 @@
       </w:tblCellMar>
     </w:tblPr>
   </w:style>
-  <w:style w:type="numbering" w:default="1" w:styleId="a2">
+  <w:style w:type="numbering" w:default="1" w:styleId="NoList">
     <w:name w:val="No List"/>
     <w:uiPriority w:val="99"/>
     <w:semiHidden/>
     <w:unhideWhenUsed/>
   </w:style>
-  <w:style w:type="table" w:customStyle="1" w:styleId="TableNormal">
-    <w:name w:val="Table Normal"/>
+  <w:style w:type="table" w:customStyle="1" w:styleId="TableNormal1">
+    <w:name w:val="Table Normal1"/>
     <w:tblPr>
       <w:tblCellMar>
         <w:top w:w="0" w:type="dxa"/>
@@ -3772,10 +3637,10 @@
       </w:tblCellMar>
     </w:tblPr>
   </w:style>
-  <w:style w:type="paragraph" w:styleId="a3">
+  <w:style w:type="paragraph" w:styleId="Title">
     <w:name w:val="Title"/>
-    <w:basedOn w:val="a"/>
-    <w:next w:val="a"/>
+    <w:basedOn w:val="Normal"/>
+    <w:next w:val="Normal"/>
     <w:uiPriority w:val="10"/>
     <w:qFormat/>
     <w:pPr>
@@ -3789,8 +3654,8 @@
       <w:szCs w:val="72"/>
     </w:rPr>
   </w:style>
-  <w:style w:type="table" w:customStyle="1" w:styleId="TableNormal0">
-    <w:name w:val="Table Normal"/>
+  <w:style w:type="table" w:customStyle="1" w:styleId="TableNormal2">
+    <w:name w:val="Table Normal2"/>
     <w:tblPr>
       <w:tblCellMar>
         <w:top w:w="0" w:type="dxa"/>
@@ -3800,9 +3665,9 @@
       </w:tblCellMar>
     </w:tblPr>
   </w:style>
-  <w:style w:type="table" w:customStyle="1" w:styleId="TableNormal1">
-    <w:name w:val="Table Normal"/>
-    <w:next w:val="TableNormal0"/>
+  <w:style w:type="table" w:customStyle="1" w:styleId="TableNormal3">
+    <w:name w:val="Table Normal3"/>
+    <w:next w:val="TableNormal2"/>
     <w:qFormat/>
     <w:pPr>
       <w:suppressAutoHyphens/>
@@ -3836,10 +3701,10 @@
       <w:em w:val="none"/>
     </w:rPr>
   </w:style>
-  <w:style w:type="paragraph" w:styleId="a4">
+  <w:style w:type="paragraph" w:styleId="Subtitle">
     <w:name w:val="Subtitle"/>
-    <w:basedOn w:val="a"/>
-    <w:next w:val="a"/>
+    <w:basedOn w:val="Normal"/>
+    <w:next w:val="Normal"/>
     <w:uiPriority w:val="11"/>
     <w:qFormat/>
     <w:pPr>
